--- a/docs/desenvolvimento/ocorrencias-t9-t11-t12-dev.docx
+++ b/docs/desenvolvimento/ocorrencias-t9-t11-t12-dev.docx
@@ -2619,7 +2619,36 @@
           <w:b/>
           <w:bCs/>
         </w:rPr>
-        <w:t xml:space="preserve">O que muda:</w:t>
+        <w:t xml:space="preserve">O que muda (fluxo revisado e aprovado pelo</w:t>
+      </w:r>
+      <w:r>
+        <w:rPr>
+          <w:b/>
+          <w:bCs/>
+        </w:rPr>
+        <w:t xml:space="preserve"> </w:t>
+      </w:r>
+      <w:r>
+        <w:rPr>
+          <w:rStyle w:val="VerbatimChar"/>
+          <w:b/>
+          <w:bCs/>
+        </w:rPr>
+        <w:t xml:space="preserve">byarq</w:t>
+      </w:r>
+      <w:r>
+        <w:rPr>
+          <w:b/>
+          <w:bCs/>
+        </w:rPr>
+        <w:t xml:space="preserve"> </w:t>
+      </w:r>
+      <w:r>
+        <w:rPr>
+          <w:b/>
+          <w:bCs/>
+        </w:rPr>
+        <w:t xml:space="preserve">na rodada de revisão 01):</w:t>
       </w:r>
       <w:r>
         <w:t xml:space="preserve"> </w:t>
@@ -2689,29 +2718,272 @@
         <w:t xml:space="preserve"> </w:t>
       </w:r>
       <w:r>
-        <w:t xml:space="preserve">de ocorrências pendentes vinculadas ao subtipo (não apenas um booleano).</w:t>
-      </w:r>
-      <w:r>
-        <w:t xml:space="preserve"> </w:t>
-      </w:r>
-      <w:r>
-        <w:t xml:space="preserve">- No controller, ao bloquear a inativação, exibir</w:t>
-      </w:r>
-      <w:r>
-        <w:t xml:space="preserve"> </w:t>
-      </w:r>
-      <w:r>
-        <w:rPr>
-          <w:b/>
-          <w:bCs/>
-        </w:rPr>
-        <w:t xml:space="preserve">MSG 14</w:t>
-      </w:r>
-      <w:r>
-        <w:t xml:space="preserve"> </w:t>
-      </w:r>
-      <w:r>
-        <w:t xml:space="preserve">via</w:t>
+        <w:t xml:space="preserve">de ocorrências pendentes vinculadas ao subtipo (não apenas um booleano) — dados mínimos por item: número da ocorrência, subtipo, data.</w:t>
+      </w:r>
+      <w:r>
+        <w:t xml:space="preserve"> </w:t>
+      </w:r>
+      <w:r>
+        <w:t xml:space="preserve">-</w:t>
+      </w:r>
+      <w:r>
+        <w:t xml:space="preserve"> </w:t>
+      </w:r>
+      <w:r>
+        <w:rPr>
+          <w:b/>
+          <w:bCs/>
+        </w:rPr>
+        <w:t xml:space="preserve">Controller (</w:t>
+      </w:r>
+      <w:r>
+        <w:rPr>
+          <w:rStyle w:val="VerbatimChar"/>
+          <w:b/>
+          <w:bCs/>
+        </w:rPr>
+        <w:t xml:space="preserve">OcoSubtOcorrencia::ativinativ()</w:t>
+      </w:r>
+      <w:r>
+        <w:rPr>
+          <w:b/>
+          <w:bCs/>
+        </w:rPr>
+        <w:t xml:space="preserve">):</w:t>
+      </w:r>
+      <w:r>
+        <w:t xml:space="preserve"> </w:t>
+      </w:r>
+      <w:r>
+        <w:t xml:space="preserve">ao encontrar pendências, retornar</w:t>
+      </w:r>
+      <w:r>
+        <w:t xml:space="preserve"> </w:t>
+      </w:r>
+      <w:r>
+        <w:rPr>
+          <w:rStyle w:val="VerbatimChar"/>
+        </w:rPr>
+        <w:t xml:space="preserve">$ret['msg'] = 14</w:t>
+      </w:r>
+      <w:r>
+        <w:t xml:space="preserve"> </w:t>
+      </w:r>
+      <w:r>
+        <w:t xml:space="preserve">(</w:t>
+      </w:r>
+      <w:r>
+        <w:rPr>
+          <w:b/>
+          <w:bCs/>
+        </w:rPr>
+        <w:t xml:space="preserve">inteiro puro</w:t>
+      </w:r>
+      <w:r>
+        <w:t xml:space="preserve">, sem montar texto em PHP — mesmo padrão já usado corretamente em</w:t>
+      </w:r>
+      <w:r>
+        <w:t xml:space="preserve"> </w:t>
+      </w:r>
+      <w:r>
+        <w:rPr>
+          <w:rStyle w:val="VerbatimChar"/>
+        </w:rPr>
+        <w:t xml:space="preserve">store()</w:t>
+      </w:r>
+      <w:r>
+        <w:t xml:space="preserve">/</w:t>
+      </w:r>
+      <w:r>
+        <w:rPr>
+          <w:rStyle w:val="VerbatimChar"/>
+        </w:rPr>
+        <w:t xml:space="preserve">delete()</w:t>
+      </w:r>
+      <w:r>
+        <w:t xml:space="preserve"> </w:t>
+      </w:r>
+      <w:r>
+        <w:t xml:space="preserve">desta e de outras telas)</w:t>
+      </w:r>
+      <w:r>
+        <w:t xml:space="preserve"> </w:t>
+      </w:r>
+      <w:r>
+        <w:rPr>
+          <w:b/>
+          <w:bCs/>
+        </w:rPr>
+        <w:t xml:space="preserve">e</w:t>
+      </w:r>
+      <w:r>
+        <w:t xml:space="preserve"> </w:t>
+      </w:r>
+      <w:r>
+        <w:t xml:space="preserve">um novo campo</w:t>
+      </w:r>
+      <w:r>
+        <w:t xml:space="preserve"> </w:t>
+      </w:r>
+      <w:r>
+        <w:rPr>
+          <w:rStyle w:val="VerbatimChar"/>
+        </w:rPr>
+        <w:t xml:space="preserve">$ret['pendencias']</w:t>
+      </w:r>
+      <w:r>
+        <w:t xml:space="preserve"> </w:t>
+      </w:r>
+      <w:r>
+        <w:t xml:space="preserve">— array simples vindo de</w:t>
+      </w:r>
+      <w:r>
+        <w:t xml:space="preserve"> </w:t>
+      </w:r>
+      <w:r>
+        <w:rPr>
+          <w:rStyle w:val="VerbatimChar"/>
+        </w:rPr>
+        <w:t xml:space="preserve">getPendenciasGestao(int $sut_id)</w:t>
+      </w:r>
+      <w:r>
+        <w:t xml:space="preserve">. Não usar</w:t>
+      </w:r>
+      <w:r>
+        <w:t xml:space="preserve"> </w:t>
+      </w:r>
+      <w:r>
+        <w:rPr>
+          <w:rStyle w:val="VerbatimChar"/>
+        </w:rPr>
+        <w:t xml:space="preserve">getMensagem()</w:t>
+      </w:r>
+      <w:r>
+        <w:t xml:space="preserve"> </w:t>
+      </w:r>
+      <w:r>
+        <w:t xml:space="preserve">no controller para este fluxo (ver observação de rastreabilidade abaixo).</w:t>
+      </w:r>
+      <w:r>
+        <w:t xml:space="preserve"> </w:t>
+      </w:r>
+      <w:r>
+        <w:t xml:space="preserve">-</w:t>
+      </w:r>
+      <w:r>
+        <w:t xml:space="preserve"> </w:t>
+      </w:r>
+      <w:r>
+        <w:rPr>
+          <w:b/>
+          <w:bCs/>
+        </w:rPr>
+        <w:t xml:space="preserve">Front (JS específico da tela T9, dentro de</w:t>
+      </w:r>
+      <w:r>
+        <w:rPr>
+          <w:b/>
+          <w:bCs/>
+        </w:rPr>
+        <w:t xml:space="preserve"> </w:t>
+      </w:r>
+      <w:r>
+        <w:rPr>
+          <w:rStyle w:val="VerbatimChar"/>
+          <w:b/>
+          <w:bCs/>
+        </w:rPr>
+        <w:t xml:space="preserve">my_ocorrencia.js</w:t>
+      </w:r>
+      <w:r>
+        <w:rPr>
+          <w:b/>
+          <w:bCs/>
+        </w:rPr>
+        <w:t xml:space="preserve"> </w:t>
+      </w:r>
+      <w:r>
+        <w:rPr>
+          <w:b/>
+          <w:bCs/>
+        </w:rPr>
+        <w:t xml:space="preserve">— não alterar</w:t>
+      </w:r>
+      <w:r>
+        <w:rPr>
+          <w:b/>
+          <w:bCs/>
+        </w:rPr>
+        <w:t xml:space="preserve"> </w:t>
+      </w:r>
+      <w:r>
+        <w:rPr>
+          <w:rStyle w:val="VerbatimChar"/>
+          <w:b/>
+          <w:bCs/>
+        </w:rPr>
+        <w:t xml:space="preserve">my_default.js</w:t>
+      </w:r>
+      <w:r>
+        <w:rPr>
+          <w:b/>
+          <w:bCs/>
+        </w:rPr>
+        <w:t xml:space="preserve">):</w:t>
+      </w:r>
+      <w:r>
+        <w:t xml:space="preserve"> </w:t>
+      </w:r>
+      <w:r>
+        <w:t xml:space="preserve">no callback do AJAX de</w:t>
+      </w:r>
+      <w:r>
+        <w:t xml:space="preserve"> </w:t>
+      </w:r>
+      <w:r>
+        <w:rPr>
+          <w:rStyle w:val="VerbatimChar"/>
+        </w:rPr>
+        <w:t xml:space="preserve">ativinativ()</w:t>
+      </w:r>
+      <w:r>
+        <w:t xml:space="preserve">, se</w:t>
+      </w:r>
+      <w:r>
+        <w:t xml:space="preserve"> </w:t>
+      </w:r>
+      <w:r>
+        <w:rPr>
+          <w:rStyle w:val="VerbatimChar"/>
+        </w:rPr>
+        <w:t xml:space="preserve">ret.pendencias</w:t>
+      </w:r>
+      <w:r>
+        <w:t xml:space="preserve"> </w:t>
+      </w:r>
+      <w:r>
+        <w:t xml:space="preserve">vier preenchido:</w:t>
+      </w:r>
+      <w:r>
+        <w:t xml:space="preserve"> </w:t>
+      </w:r>
+      <w:r>
+        <w:t xml:space="preserve">1. chamar</w:t>
+      </w:r>
+      <w:r>
+        <w:t xml:space="preserve"> </w:t>
+      </w:r>
+      <w:r>
+        <w:rPr>
+          <w:rStyle w:val="VerbatimChar"/>
+        </w:rPr>
+        <w:t xml:space="preserve">await getMensagem(14)</w:t>
+      </w:r>
+      <w:r>
+        <w:t xml:space="preserve"> </w:t>
+      </w:r>
+      <w:r>
+        <w:t xml:space="preserve">(função JS global já existente, mesma usada internamente pelo</w:t>
       </w:r>
       <w:r>
         <w:t xml:space="preserve"> </w:t>
@@ -2723,10 +2995,228 @@
         <w:t xml:space="preserve">boxAlert()</w:t>
       </w:r>
       <w:r>
-        <w:t xml:space="preserve">, passando a lista retornada em</w:t>
-      </w:r>
-      <w:r>
-        <w:t xml:space="preserve"> </w:t>
+        <w:t xml:space="preserve">) para obter o texto-base da MSG 14;</w:t>
+      </w:r>
+      <w:r>
+        <w:t xml:space="preserve"> </w:t>
+      </w:r>
+      <w:r>
+        <w:t xml:space="preserve">2. montar um</w:t>
+      </w:r>
+      <w:r>
+        <w:t xml:space="preserve"> </w:t>
+      </w:r>
+      <w:r>
+        <w:rPr>
+          <w:rStyle w:val="VerbatimChar"/>
+        </w:rPr>
+        <w:t xml:space="preserve">&lt;ul&gt;</w:t>
+      </w:r>
+      <w:r>
+        <w:t xml:space="preserve"> </w:t>
+      </w:r>
+      <w:r>
+        <w:t xml:space="preserve">a partir de</w:t>
+      </w:r>
+      <w:r>
+        <w:t xml:space="preserve"> </w:t>
+      </w:r>
+      <w:r>
+        <w:rPr>
+          <w:rStyle w:val="VerbatimChar"/>
+        </w:rPr>
+        <w:t xml:space="preserve">ret.pendencias</w:t>
+      </w:r>
+      <w:r>
+        <w:t xml:space="preserve">;</w:t>
+      </w:r>
+      <w:r>
+        <w:t xml:space="preserve"> </w:t>
+      </w:r>
+      <w:r>
+        <w:t xml:space="preserve">3. concatenar esse</w:t>
+      </w:r>
+      <w:r>
+        <w:t xml:space="preserve"> </w:t>
+      </w:r>
+      <w:r>
+        <w:rPr>
+          <w:rStyle w:val="VerbatimChar"/>
+        </w:rPr>
+        <w:t xml:space="preserve">&lt;ul&gt;</w:t>
+      </w:r>
+      <w:r>
+        <w:t xml:space="preserve"> </w:t>
+      </w:r>
+      <w:r>
+        <w:t xml:space="preserve">ao</w:t>
+      </w:r>
+      <w:r>
+        <w:t xml:space="preserve"> </w:t>
+      </w:r>
+      <w:r>
+        <w:rPr>
+          <w:rStyle w:val="VerbatimChar"/>
+        </w:rPr>
+        <w:t xml:space="preserve">msgvar.msg_mensagem</w:t>
+      </w:r>
+      <w:r>
+        <w:t xml:space="preserve">;</w:t>
+      </w:r>
+      <w:r>
+        <w:t xml:space="preserve"> </w:t>
+      </w:r>
+      <w:r>
+        <w:t xml:space="preserve">4. chamar</w:t>
+      </w:r>
+      <w:r>
+        <w:t xml:space="preserve"> </w:t>
+      </w:r>
+      <w:r>
+        <w:rPr>
+          <w:rStyle w:val="VerbatimChar"/>
+        </w:rPr>
+        <w:t xml:space="preserve">boxAlert(textoConcatenado, true, '', true, 1, false, tituloComIcone)</w:t>
+      </w:r>
+      <w:r>
+        <w:t xml:space="preserve"> </w:t>
+      </w:r>
+      <w:r>
+        <w:t xml:space="preserve">— usando o ramo já suportado por</w:t>
+      </w:r>
+      <w:r>
+        <w:t xml:space="preserve"> </w:t>
+      </w:r>
+      <w:r>
+        <w:rPr>
+          <w:rStyle w:val="VerbatimChar"/>
+        </w:rPr>
+        <w:t xml:space="preserve">boxAlert()</w:t>
+      </w:r>
+      <w:r>
+        <w:t xml:space="preserve"> </w:t>
+      </w:r>
+      <w:r>
+        <w:t xml:space="preserve">para</w:t>
+      </w:r>
+      <w:r>
+        <w:t xml:space="preserve"> </w:t>
+      </w:r>
+      <w:r>
+        <w:rPr>
+          <w:b/>
+          <w:bCs/>
+        </w:rPr>
+        <w:t xml:space="preserve">string literal</w:t>
+      </w:r>
+      <w:r>
+        <w:t xml:space="preserve"> </w:t>
+      </w:r>
+      <w:r>
+        <w:t xml:space="preserve">(quando</w:t>
+      </w:r>
+      <w:r>
+        <w:t xml:space="preserve"> </w:t>
+      </w:r>
+      <w:r>
+        <w:rPr>
+          <w:rStyle w:val="VerbatimChar"/>
+        </w:rPr>
+        <w:t xml:space="preserve">mensagem</w:t>
+      </w:r>
+      <w:r>
+        <w:t xml:space="preserve"> </w:t>
+      </w:r>
+      <w:r>
+        <w:t xml:space="preserve">não é numérico), conforme</w:t>
+      </w:r>
+      <w:r>
+        <w:t xml:space="preserve"> </w:t>
+      </w:r>
+      <w:r>
+        <w:rPr>
+          <w:rStyle w:val="VerbatimChar"/>
+        </w:rPr>
+        <w:t xml:space="preserve">rascunho-runtime-js.md</w:t>
+      </w:r>
+      <w:r>
+        <w:t xml:space="preserve">.</w:t>
+      </w:r>
+      <w:r>
+        <w:t xml:space="preserve"> </w:t>
+      </w:r>
+      <w:r>
+        <w:t xml:space="preserve">- Reaproveita 100% do que já existe em</w:t>
+      </w:r>
+      <w:r>
+        <w:t xml:space="preserve"> </w:t>
+      </w:r>
+      <w:r>
+        <w:rPr>
+          <w:rStyle w:val="VerbatimChar"/>
+        </w:rPr>
+        <w:t xml:space="preserve">boxAlert()</w:t>
+      </w:r>
+      <w:r>
+        <w:t xml:space="preserve">/</w:t>
+      </w:r>
+      <w:r>
+        <w:rPr>
+          <w:rStyle w:val="VerbatimChar"/>
+        </w:rPr>
+        <w:t xml:space="preserve">getMensagem()</w:t>
+      </w:r>
+      <w:r>
+        <w:t xml:space="preserve"> </w:t>
+      </w:r>
+      <w:r>
+        <w:t xml:space="preserve">(JS) — não exige nenhuma alteração em</w:t>
+      </w:r>
+      <w:r>
+        <w:t xml:space="preserve"> </w:t>
+      </w:r>
+      <w:r>
+        <w:rPr>
+          <w:rStyle w:val="VerbatimChar"/>
+        </w:rPr>
+        <w:t xml:space="preserve">my_default.js</w:t>
+      </w:r>
+      <w:r>
+        <w:t xml:space="preserve">.</w:t>
+      </w:r>
+      <w:r>
+        <w:t xml:space="preserve"> </w:t>
+      </w:r>
+      <w:r>
+        <w:t xml:space="preserve">-</w:t>
+      </w:r>
+      <w:r>
+        <w:t xml:space="preserve"> </w:t>
+      </w:r>
+      <w:r>
+        <w:rPr>
+          <w:b/>
+          <w:bCs/>
+        </w:rPr>
+        <w:t xml:space="preserve">Descartado:</w:t>
+      </w:r>
+      <w:r>
+        <w:t xml:space="preserve"> </w:t>
+      </w:r>
+      <w:r>
+        <w:t xml:space="preserve">uso do parâmetro</w:t>
+      </w:r>
+      <w:r>
+        <w:t xml:space="preserve"> </w:t>
+      </w:r>
+      <w:r>
+        <w:rPr>
+          <w:rStyle w:val="VerbatimChar"/>
+        </w:rPr>
+        <w:t xml:space="preserve">opcoes</w:t>
+      </w:r>
+      <w:r>
+        <w:t xml:space="preserve">/</w:t>
       </w:r>
       <w:r>
         <w:rPr>
@@ -2738,34 +3228,201 @@
         <w:t xml:space="preserve"> </w:t>
       </w:r>
       <w:r>
-        <w:t xml:space="preserve">(conforme padrão de</w:t>
-      </w:r>
-      <w:r>
-        <w:t xml:space="preserve"> </w:t>
-      </w:r>
-      <w:r>
-        <w:rPr>
-          <w:rStyle w:val="VerbatimChar"/>
-        </w:rPr>
-        <w:t xml:space="preserve">boxAlert(mensagem, erro, url, aguardaClique, tipo, ..., titulo, dadosExtra)</w:t>
-      </w:r>
-      <w:r>
-        <w:t xml:space="preserve"> </w:t>
-      </w:r>
-      <w:r>
-        <w:t xml:space="preserve">documentado em</w:t>
-      </w:r>
-      <w:r>
-        <w:t xml:space="preserve"> </w:t>
-      </w:r>
-      <w:r>
-        <w:rPr>
-          <w:rStyle w:val="VerbatimChar"/>
-        </w:rPr>
-        <w:t xml:space="preserve">rascunho-runtime-js.md</w:t>
-      </w:r>
-      <w:r>
-        <w:t xml:space="preserve">), para o usuário visualizar quais ocorrências pendentes impedem a inativação.</w:t>
+        <w:t xml:space="preserve">de</w:t>
+      </w:r>
+      <w:r>
+        <w:t xml:space="preserve"> </w:t>
+      </w:r>
+      <w:r>
+        <w:rPr>
+          <w:rStyle w:val="VerbatimChar"/>
+        </w:rPr>
+        <w:t xml:space="preserve">boxAlert()</w:t>
+      </w:r>
+      <w:r>
+        <w:t xml:space="preserve"> </w:t>
+      </w:r>
+      <w:r>
+        <w:t xml:space="preserve">para essa listagem — esse parâmetro é exclusivo do ramo</w:t>
+      </w:r>
+      <w:r>
+        <w:t xml:space="preserve"> </w:t>
+      </w:r>
+      <w:r>
+        <w:rPr>
+          <w:rStyle w:val="VerbatimChar"/>
+        </w:rPr>
+        <w:t xml:space="preserve">bootbox.prompt</w:t>
+      </w:r>
+      <w:r>
+        <w:t xml:space="preserve"> </w:t>
+      </w:r>
+      <w:r>
+        <w:t xml:space="preserve">do</w:t>
+      </w:r>
+      <w:r>
+        <w:t xml:space="preserve"> </w:t>
+      </w:r>
+      <w:r>
+        <w:rPr>
+          <w:rStyle w:val="VerbatimChar"/>
+        </w:rPr>
+        <w:t xml:space="preserve">boxAlert()</w:t>
+      </w:r>
+      <w:r>
+        <w:t xml:space="preserve">, não do ramo de string literal usado aqui.</w:t>
+      </w:r>
+      <w:r>
+        <w:t xml:space="preserve"> </w:t>
+      </w:r>
+      <w:r>
+        <w:t xml:space="preserve">-</w:t>
+      </w:r>
+      <w:r>
+        <w:t xml:space="preserve"> </w:t>
+      </w:r>
+      <w:r>
+        <w:rPr>
+          <w:b/>
+          <w:bCs/>
+        </w:rPr>
+        <w:t xml:space="preserve">Tratamento de erro no</w:t>
+      </w:r>
+      <w:r>
+        <w:rPr>
+          <w:b/>
+          <w:bCs/>
+        </w:rPr>
+        <w:t xml:space="preserve"> </w:t>
+      </w:r>
+      <w:r>
+        <w:rPr>
+          <w:rStyle w:val="VerbatimChar"/>
+          <w:b/>
+          <w:bCs/>
+        </w:rPr>
+        <w:t xml:space="preserve">catch</w:t>
+      </w:r>
+      <w:r>
+        <w:rPr>
+          <w:b/>
+          <w:bCs/>
+        </w:rPr>
+        <w:t xml:space="preserve"> </w:t>
+      </w:r>
+      <w:r>
+        <w:rPr>
+          <w:b/>
+          <w:bCs/>
+        </w:rPr>
+        <w:t xml:space="preserve">de</w:t>
+      </w:r>
+      <w:r>
+        <w:rPr>
+          <w:b/>
+          <w:bCs/>
+        </w:rPr>
+        <w:t xml:space="preserve"> </w:t>
+      </w:r>
+      <w:r>
+        <w:rPr>
+          <w:rStyle w:val="VerbatimChar"/>
+          <w:b/>
+          <w:bCs/>
+        </w:rPr>
+        <w:t xml:space="preserve">ativinativ()</w:t>
+      </w:r>
+      <w:r>
+        <w:rPr>
+          <w:b/>
+          <w:bCs/>
+        </w:rPr>
+        <w:t xml:space="preserve"> </w:t>
+      </w:r>
+      <w:r>
+        <w:rPr>
+          <w:b/>
+          <w:bCs/>
+        </w:rPr>
+        <w:t xml:space="preserve">(item não-bloqueante aprovado junto com esta RN):</w:t>
+      </w:r>
+      <w:r>
+        <w:t xml:space="preserve"> </w:t>
+      </w:r>
+      <w:r>
+        <w:t xml:space="preserve">diferenciar exceção de</w:t>
+      </w:r>
+      <w:r>
+        <w:t xml:space="preserve"> </w:t>
+      </w:r>
+      <w:r>
+        <w:t xml:space="preserve">“possui pendência”</w:t>
+      </w:r>
+      <w:r>
+        <w:t xml:space="preserve"> </w:t>
+      </w:r>
+      <w:r>
+        <w:t xml:space="preserve">(→</w:t>
+      </w:r>
+      <w:r>
+        <w:t xml:space="preserve"> </w:t>
+      </w:r>
+      <w:r>
+        <w:rPr>
+          <w:rStyle w:val="VerbatimChar"/>
+        </w:rPr>
+        <w:t xml:space="preserve">$ret['msg'] = 14</w:t>
+      </w:r>
+      <w:r>
+        <w:t xml:space="preserve"> </w:t>
+      </w:r>
+      <w:r>
+        <w:t xml:space="preserve">com</w:t>
+      </w:r>
+      <w:r>
+        <w:t xml:space="preserve"> </w:t>
+      </w:r>
+      <w:r>
+        <w:rPr>
+          <w:rStyle w:val="VerbatimChar"/>
+        </w:rPr>
+        <w:t xml:space="preserve">$ret['pendencias']</w:t>
+      </w:r>
+      <w:r>
+        <w:t xml:space="preserve">) de qualquer outro erro genérico (→</w:t>
+      </w:r>
+      <w:r>
+        <w:t xml:space="preserve"> </w:t>
+      </w:r>
+      <w:r>
+        <w:rPr>
+          <w:rStyle w:val="VerbatimChar"/>
+        </w:rPr>
+        <w:t xml:space="preserve">$ret['msg'] = 17</w:t>
+      </w:r>
+      <w:r>
+        <w:t xml:space="preserve">,</w:t>
+      </w:r>
+      <w:r>
+        <w:t xml:space="preserve"> </w:t>
+      </w:r>
+      <w:r>
+        <w:t xml:space="preserve">“Problema no Sistema”</w:t>
+      </w:r>
+      <w:r>
+        <w:t xml:space="preserve">, mensagem já cadastrada em</w:t>
+      </w:r>
+      <w:r>
+        <w:t xml:space="preserve"> </w:t>
+      </w:r>
+      <w:r>
+        <w:rPr>
+          <w:rStyle w:val="VerbatimChar"/>
+        </w:rPr>
+        <w:t xml:space="preserve">cfg_mensagem</w:t>
+      </w:r>
+      <w:r>
+        <w:t xml:space="preserve">) — não mascarar erro genérico como se fosse pendência.</w:t>
       </w:r>
     </w:p>
     <w:p>
@@ -2777,6 +3434,175 @@
           <w:b/>
           <w:bCs/>
         </w:rPr>
+        <w:t xml:space="preserve">Nota de rastreabilidade (Bloqueante 1, revisão 01):</w:t>
+      </w:r>
+      <w:r>
+        <w:t xml:space="preserve"> </w:t>
+      </w:r>
+      <w:r>
+        <w:t xml:space="preserve">o helper PHP</w:t>
+      </w:r>
+      <w:r>
+        <w:t xml:space="preserve"> </w:t>
+      </w:r>
+      <w:r>
+        <w:rPr>
+          <w:rStyle w:val="VerbatimChar"/>
+        </w:rPr>
+        <w:t xml:space="preserve">getMensagem()</w:t>
+      </w:r>
+      <w:r>
+        <w:t xml:space="preserve"> </w:t>
+      </w:r>
+      <w:r>
+        <w:t xml:space="preserve">(</w:t>
+      </w:r>
+      <w:r>
+        <w:rPr>
+          <w:rStyle w:val="VerbatimChar"/>
+        </w:rPr>
+        <w:t xml:space="preserve">app/Helpers/mensagem_helper.php</w:t>
+      </w:r>
+      <w:r>
+        <w:t xml:space="preserve">) não deve ser chamado no controller para resolver texto de mensagem — quem resolve o texto é o</w:t>
+      </w:r>
+      <w:r>
+        <w:t xml:space="preserve"> </w:t>
+      </w:r>
+      <w:r>
+        <w:rPr>
+          <w:rStyle w:val="VerbatimChar"/>
+        </w:rPr>
+        <w:t xml:space="preserve">boxAlert()</w:t>
+      </w:r>
+      <w:r>
+        <w:t xml:space="preserve"> </w:t>
+      </w:r>
+      <w:r>
+        <w:t xml:space="preserve">no front, via</w:t>
+      </w:r>
+      <w:r>
+        <w:t xml:space="preserve"> </w:t>
+      </w:r>
+      <w:r>
+        <w:rPr>
+          <w:rStyle w:val="VerbatimChar"/>
+        </w:rPr>
+        <w:t xml:space="preserve">GET /mensagem/{id}</w:t>
+      </w:r>
+      <w:r>
+        <w:t xml:space="preserve">. O controller apenas retorna o</w:t>
+      </w:r>
+      <w:r>
+        <w:t xml:space="preserve"> </w:t>
+      </w:r>
+      <w:r>
+        <w:rPr>
+          <w:rStyle w:val="VerbatimChar"/>
+        </w:rPr>
+        <w:t xml:space="preserve">msg_id</w:t>
+      </w:r>
+      <w:r>
+        <w:t xml:space="preserve"> </w:t>
+      </w:r>
+      <w:r>
+        <w:t xml:space="preserve">inteiro. A divergência de schema do próprio helper (</w:t>
+      </w:r>
+      <w:r>
+        <w:rPr>
+          <w:rStyle w:val="VerbatimChar"/>
+        </w:rPr>
+        <w:t xml:space="preserve">msg_codigo</w:t>
+      </w:r>
+      <w:r>
+        <w:t xml:space="preserve">/</w:t>
+      </w:r>
+      <w:r>
+        <w:rPr>
+          <w:rStyle w:val="VerbatimChar"/>
+        </w:rPr>
+        <w:t xml:space="preserve">msg_texto</w:t>
+      </w:r>
+      <w:r>
+        <w:t xml:space="preserve"> </w:t>
+      </w:r>
+      <w:r>
+        <w:t xml:space="preserve">inexistentes; schema real é</w:t>
+      </w:r>
+      <w:r>
+        <w:t xml:space="preserve"> </w:t>
+      </w:r>
+      <w:r>
+        <w:rPr>
+          <w:rStyle w:val="VerbatimChar"/>
+        </w:rPr>
+        <w:t xml:space="preserve">msg_id</w:t>
+      </w:r>
+      <w:r>
+        <w:t xml:space="preserve">/</w:t>
+      </w:r>
+      <w:r>
+        <w:rPr>
+          <w:rStyle w:val="VerbatimChar"/>
+        </w:rPr>
+        <w:t xml:space="preserve">msg_titulo</w:t>
+      </w:r>
+      <w:r>
+        <w:t xml:space="preserve">/</w:t>
+      </w:r>
+      <w:r>
+        <w:rPr>
+          <w:rStyle w:val="VerbatimChar"/>
+        </w:rPr>
+        <w:t xml:space="preserve">msg_mensagem</w:t>
+      </w:r>
+      <w:r>
+        <w:t xml:space="preserve">/</w:t>
+      </w:r>
+      <w:r>
+        <w:rPr>
+          <w:rStyle w:val="VerbatimChar"/>
+        </w:rPr>
+        <w:t xml:space="preserve">msg_tipo</w:t>
+      </w:r>
+      <w:r>
+        <w:t xml:space="preserve">/</w:t>
+      </w:r>
+      <w:r>
+        <w:rPr>
+          <w:rStyle w:val="VerbatimChar"/>
+        </w:rPr>
+        <w:t xml:space="preserve">msg_cor</w:t>
+      </w:r>
+      <w:r>
+        <w:t xml:space="preserve">) é</w:t>
+      </w:r>
+      <w:r>
+        <w:t xml:space="preserve"> </w:t>
+      </w:r>
+      <w:r>
+        <w:rPr>
+          <w:b/>
+          <w:bCs/>
+        </w:rPr>
+        <w:t xml:space="preserve">fora de escopo</w:t>
+      </w:r>
+      <w:r>
+        <w:t xml:space="preserve"> </w:t>
+      </w:r>
+      <w:r>
+        <w:t xml:space="preserve">desta feature — registrar como item para ticket de arquitetura separado, não corrigir aqui.</w:t>
+      </w:r>
+    </w:p>
+    <w:p>
+      <w:pPr>
+        <w:pStyle w:val="BodyText"/>
+      </w:pPr>
+      <w:r>
+        <w:rPr>
+          <w:b/>
+          <w:bCs/>
+        </w:rPr>
         <w:t xml:space="preserve">Arquivos afetados:</w:t>
       </w:r>
       <w:r>
@@ -2828,10 +3654,7 @@
         <w:t xml:space="preserve">getPendenciasGestao()</w:t>
       </w:r>
       <w:r>
-        <w:t xml:space="preserve"> </w:t>
-      </w:r>
-      <w:r>
-        <w:t xml:space="preserve">ou evolução de</w:t>
+        <w:t xml:space="preserve">; ver decisão sobre remoção de</w:t>
       </w:r>
       <w:r>
         <w:t xml:space="preserve"> </w:t>
@@ -2843,34 +3666,174 @@
         <w:t xml:space="preserve">getUsoGestao()</w:t>
       </w:r>
       <w:r>
-        <w:t xml:space="preserve">), front da tela T9 (chamada</w:t>
-      </w:r>
-      <w:r>
-        <w:t xml:space="preserve"> </w:t>
-      </w:r>
-      <w:r>
-        <w:rPr>
-          <w:rStyle w:val="VerbatimChar"/>
-        </w:rPr>
-        <w:t xml:space="preserve">boxAlert(14, ...)</w:t>
-      </w:r>
-      <w:r>
-        <w:t xml:space="preserve"> </w:t>
-      </w:r>
-      <w:r>
-        <w:t xml:space="preserve">com</w:t>
-      </w:r>
-      <w:r>
-        <w:t xml:space="preserve"> </w:t>
-      </w:r>
-      <w:r>
-        <w:rPr>
-          <w:rStyle w:val="VerbatimChar"/>
-        </w:rPr>
-        <w:t xml:space="preserve">dadosExtra</w:t>
+        <w:t xml:space="preserve"> </w:t>
+      </w:r>
+      <w:r>
+        <w:t xml:space="preserve">órfão abaixo),</w:t>
+      </w:r>
+      <w:r>
+        <w:t xml:space="preserve"> </w:t>
+      </w:r>
+      <w:r>
+        <w:rPr>
+          <w:rStyle w:val="VerbatimChar"/>
+        </w:rPr>
+        <w:t xml:space="preserve">public/assets/jscript/my_ocorrencia.js</w:t>
+      </w:r>
+      <w:r>
+        <w:t xml:space="preserve"> </w:t>
+      </w:r>
+      <w:r>
+        <w:t xml:space="preserve">(ou arquivo JS equivalente específico da tela T9 — montagem do</w:t>
+      </w:r>
+      <w:r>
+        <w:t xml:space="preserve"> </w:t>
+      </w:r>
+      <w:r>
+        <w:rPr>
+          <w:rStyle w:val="VerbatimChar"/>
+        </w:rPr>
+        <w:t xml:space="preserve">&lt;ul&gt;</w:t>
+      </w:r>
+      <w:r>
+        <w:t xml:space="preserve"> </w:t>
+      </w:r>
+      <w:r>
+        <w:t xml:space="preserve">e chamada a</w:t>
+      </w:r>
+      <w:r>
+        <w:t xml:space="preserve"> </w:t>
+      </w:r>
+      <w:r>
+        <w:rPr>
+          <w:rStyle w:val="VerbatimChar"/>
+        </w:rPr>
+        <w:t xml:space="preserve">boxAlert()</w:t>
+      </w:r>
+      <w:r>
+        <w:t xml:space="preserve">/</w:t>
+      </w:r>
+      <w:r>
+        <w:rPr>
+          <w:rStyle w:val="VerbatimChar"/>
+        </w:rPr>
+        <w:t xml:space="preserve">getMensagem()</w:t>
       </w:r>
       <w:r>
         <w:t xml:space="preserve">).</w:t>
+      </w:r>
+    </w:p>
+    <w:p>
+      <w:pPr>
+        <w:pStyle w:val="BodyText"/>
+      </w:pPr>
+      <w:r>
+        <w:rPr>
+          <w:b/>
+          <w:bCs/>
+        </w:rPr>
+        <w:t xml:space="preserve">Sobre</w:t>
+      </w:r>
+      <w:r>
+        <w:rPr>
+          <w:b/>
+          <w:bCs/>
+        </w:rPr>
+        <w:t xml:space="preserve"> </w:t>
+      </w:r>
+      <w:r>
+        <w:rPr>
+          <w:rStyle w:val="VerbatimChar"/>
+          <w:b/>
+          <w:bCs/>
+        </w:rPr>
+        <w:t xml:space="preserve">getUsoGestao()</w:t>
+      </w:r>
+      <w:r>
+        <w:rPr>
+          <w:b/>
+          <w:bCs/>
+        </w:rPr>
+        <w:t xml:space="preserve"> </w:t>
+      </w:r>
+      <w:r>
+        <w:rPr>
+          <w:b/>
+          <w:bCs/>
+        </w:rPr>
+        <w:t xml:space="preserve">(item não-bloqueante aprovado):</w:t>
+      </w:r>
+      <w:r>
+        <w:t xml:space="preserve"> </w:t>
+      </w:r>
+      <w:r>
+        <w:t xml:space="preserve">após a introdução de</w:t>
+      </w:r>
+      <w:r>
+        <w:t xml:space="preserve"> </w:t>
+      </w:r>
+      <w:r>
+        <w:rPr>
+          <w:rStyle w:val="VerbatimChar"/>
+        </w:rPr>
+        <w:t xml:space="preserve">getPendenciasGestao()</w:t>
+      </w:r>
+      <w:r>
+        <w:t xml:space="preserve">,</w:t>
+      </w:r>
+      <w:r>
+        <w:t xml:space="preserve"> </w:t>
+      </w:r>
+      <w:r>
+        <w:rPr>
+          <w:rStyle w:val="VerbatimChar"/>
+        </w:rPr>
+        <w:t xml:space="preserve">getUsoGestao()</w:t>
+      </w:r>
+      <w:r>
+        <w:t xml:space="preserve"> </w:t>
+      </w:r>
+      <w:r>
+        <w:t xml:space="preserve">pode ficar órfão. Antes de remover,</w:t>
+      </w:r>
+      <w:r>
+        <w:t xml:space="preserve"> </w:t>
+      </w:r>
+      <w:r>
+        <w:rPr>
+          <w:rStyle w:val="VerbatimChar"/>
+        </w:rPr>
+        <w:t xml:space="preserve">bydev</w:t>
+      </w:r>
+      <w:r>
+        <w:t xml:space="preserve"> </w:t>
+      </w:r>
+      <w:r>
+        <w:t xml:space="preserve">deve rodar grep por</w:t>
+      </w:r>
+      <w:r>
+        <w:t xml:space="preserve"> </w:t>
+      </w:r>
+      <w:r>
+        <w:rPr>
+          <w:rStyle w:val="VerbatimChar"/>
+        </w:rPr>
+        <w:t xml:space="preserve">getUsoGestao</w:t>
+      </w:r>
+      <w:r>
+        <w:t xml:space="preserve"> </w:t>
+      </w:r>
+      <w:r>
+        <w:t xml:space="preserve">em todo o projeto — se não houver nenhum outro chamador (nem em T10/</w:t>
+      </w:r>
+      <w:r>
+        <w:rPr>
+          <w:rStyle w:val="VerbatimChar"/>
+        </w:rPr>
+        <w:t xml:space="preserve">OcoTipoOcorrencia</w:t>
+      </w:r>
+      <w:r>
+        <w:t xml:space="preserve">, nem em outro lugar), remover; se houver, manter e apenas registrar que o método permanece em uso por outro consumidor.</w:t>
       </w:r>
     </w:p>
     <w:bookmarkEnd w:id="16"/>
@@ -3748,7 +4711,68 @@
         <w:t xml:space="preserve">“Alteração não Permitida”</w:t>
       </w:r>
       <w:r>
-        <w:t xml:space="preserve">), conforme decisão 2 (Seção 1).</w:t>
+        <w:t xml:space="preserve">), conforme decisão 2 (Seção 1) — retornar</w:t>
+      </w:r>
+      <w:r>
+        <w:t xml:space="preserve"> </w:t>
+      </w:r>
+      <w:r>
+        <w:rPr>
+          <w:rStyle w:val="VerbatimChar"/>
+        </w:rPr>
+        <w:t xml:space="preserve">$ret['msg'] = 15</w:t>
+      </w:r>
+      <w:r>
+        <w:t xml:space="preserve"> </w:t>
+      </w:r>
+      <w:r>
+        <w:t xml:space="preserve">(</w:t>
+      </w:r>
+      <w:r>
+        <w:rPr>
+          <w:b/>
+          <w:bCs/>
+        </w:rPr>
+        <w:t xml:space="preserve">inteiro puro</w:t>
+      </w:r>
+      <w:r>
+        <w:t xml:space="preserve">, sem chamar</w:t>
+      </w:r>
+      <w:r>
+        <w:t xml:space="preserve"> </w:t>
+      </w:r>
+      <w:r>
+        <w:rPr>
+          <w:rStyle w:val="VerbatimChar"/>
+        </w:rPr>
+        <w:t xml:space="preserve">getMensagem()</w:t>
+      </w:r>
+      <w:r>
+        <w:t xml:space="preserve"> </w:t>
+      </w:r>
+      <w:r>
+        <w:t xml:space="preserve">no controller; mesmo padrão de</w:t>
+      </w:r>
+      <w:r>
+        <w:t xml:space="preserve"> </w:t>
+      </w:r>
+      <w:r>
+        <w:rPr>
+          <w:rStyle w:val="VerbatimChar"/>
+        </w:rPr>
+        <w:t xml:space="preserve">store()</w:t>
+      </w:r>
+      <w:r>
+        <w:t xml:space="preserve">/</w:t>
+      </w:r>
+      <w:r>
+        <w:rPr>
+          <w:rStyle w:val="VerbatimChar"/>
+        </w:rPr>
+        <w:t xml:space="preserve">delete()</w:t>
+      </w:r>
+      <w:r>
+        <w:t xml:space="preserve">). Ver nota de rastreabilidade do Bloqueante 1 na RN06.2 (Seção 5) — aplica-se igualmente aqui.</w:t>
       </w:r>
     </w:p>
     <w:p>
@@ -4415,191 +5439,183 @@
           <w:b/>
           <w:bCs/>
         </w:rPr>
-        <w:t xml:space="preserve">Arquivos afetados:</w:t>
-      </w:r>
-      <w:r>
-        <w:t xml:space="preserve"> </w:t>
-      </w:r>
-      <w:r>
-        <w:rPr>
-          <w:rStyle w:val="VerbatimChar"/>
-        </w:rPr>
-        <w:t xml:space="preserve">OcoTrataOcorrencia.php</w:t>
-      </w:r>
-      <w:r>
-        <w:t xml:space="preserve"> </w:t>
-      </w:r>
-      <w:r>
-        <w:t xml:space="preserve">(view/campos de</w:t>
-      </w:r>
-      <w:r>
-        <w:t xml:space="preserve"> </w:t>
-      </w:r>
-      <w:r>
-        <w:rPr>
-          <w:rStyle w:val="VerbatimChar"/>
-        </w:rPr>
-        <w:t xml:space="preserve">finalizar()</w:t>
-      </w:r>
-      <w:r>
-        <w:t xml:space="preserve">,</w:t>
-      </w:r>
-      <w:r>
-        <w:t xml:space="preserve"> </w:t>
-      </w:r>
-      <w:r>
-        <w:rPr>
-          <w:rStyle w:val="VerbatimChar"/>
-        </w:rPr>
-        <w:t xml:space="preserve">store()</w:t>
-      </w:r>
-      <w:r>
-        <w:t xml:space="preserve">),</w:t>
-      </w:r>
-      <w:r>
-        <w:t xml:space="preserve"> </w:t>
-      </w:r>
-      <w:r>
-        <w:rPr>
-          <w:rStyle w:val="VerbatimChar"/>
-        </w:rPr>
-        <w:t xml:space="preserve">OcorreTrataOcorrenciaModel.php</w:t>
-      </w:r>
-      <w:r>
-        <w:t xml:space="preserve"> </w:t>
-      </w:r>
-      <w:r>
-        <w:t xml:space="preserve">(se a distinção origem/manual exigir persistência de flag adicional — a confirmar durante codificação; se necessário, sinalizar a</w:t>
-      </w:r>
-      <w:r>
-        <w:t xml:space="preserve"> </w:t>
-      </w:r>
-      <w:r>
-        <w:rPr>
-          <w:rStyle w:val="VerbatimChar"/>
+        <w:t xml:space="preserve">Escopo da</w:t>
+      </w:r>
+      <w:r>
+        <w:rPr>
+          <w:b/>
+          <w:bCs/>
+        </w:rPr>
+        <w:t xml:space="preserve"> </w:t>
+      </w:r>
+      <w:r>
+        <w:rPr>
+          <w:b/>
+          <w:bCs/>
+        </w:rPr>
+        <w:t xml:space="preserve">“ação extra”</w:t>
+      </w:r>
+      <w:r>
+        <w:rPr>
+          <w:b/>
+          <w:bCs/>
+        </w:rPr>
+        <w:t xml:space="preserve"> </w:t>
+      </w:r>
+      <w:r>
+        <w:rPr>
+          <w:b/>
+          <w:bCs/>
+        </w:rPr>
+        <w:t xml:space="preserve">(decisão do</w:t>
+      </w:r>
+      <w:r>
+        <w:rPr>
+          <w:b/>
+          <w:bCs/>
+        </w:rPr>
+        <w:t xml:space="preserve"> </w:t>
+      </w:r>
+      <w:r>
+        <w:rPr>
+          <w:rStyle w:val="VerbatimChar"/>
+          <w:b/>
+          <w:bCs/>
         </w:rPr>
         <w:t xml:space="preserve">byarq</w:t>
       </w:r>
       <w:r>
-        <w:t xml:space="preserve"> </w:t>
-      </w:r>
-      <w:r>
-        <w:t xml:space="preserve">antes de alterar schema).</w:t>
-      </w:r>
-    </w:p>
-    <w:bookmarkEnd w:id="24"/>
-    <w:bookmarkStart w:id="25" w:name="X542e0c3f32f12e9502b0a5bc2ec997cb5ba83fc"/>
-    <w:p>
-      <w:pPr>
-        <w:pStyle w:val="Heading3"/>
-      </w:pPr>
-      <w:r>
-        <w:t xml:space="preserve">RN03.18 — Correção de bug: case 4 (Alterar Status) chamando</w:t>
-      </w:r>
-      <w:r>
-        <w:t xml:space="preserve"> </w:t>
-      </w:r>
-      <w:r>
-        <w:rPr>
-          <w:rStyle w:val="VerbatimChar"/>
-        </w:rPr>
-        <w:t xml:space="preserve">gerarMovimentacao()</w:t>
-      </w:r>
-      <w:r>
-        <w:t xml:space="preserve"> </w:t>
-      </w:r>
-      <w:r>
-        <w:t xml:space="preserve">(confirmado)</w:t>
-      </w:r>
-    </w:p>
-    <w:p>
-      <w:pPr>
-        <w:pStyle w:val="FirstParagraph"/>
-      </w:pPr>
-      <w:r>
-        <w:rPr>
-          <w:b/>
-          <w:bCs/>
-        </w:rPr>
-        <w:t xml:space="preserve">Situação atual:</w:t>
-      </w:r>
-      <w:r>
-        <w:t xml:space="preserve"> </w:t>
-      </w:r>
-      <w:r>
-        <w:t xml:space="preserve">em</w:t>
-      </w:r>
-      <w:r>
-        <w:t xml:space="preserve"> </w:t>
-      </w:r>
-      <w:r>
-        <w:rPr>
-          <w:rStyle w:val="VerbatimChar"/>
-        </w:rPr>
-        <w:t xml:space="preserve">store()</w:t>
-      </w:r>
-      <w:r>
-        <w:t xml:space="preserve">, o</w:t>
-      </w:r>
-      <w:r>
-        <w:t xml:space="preserve"> </w:t>
-      </w:r>
-      <w:r>
-        <w:rPr>
-          <w:rStyle w:val="VerbatimChar"/>
-        </w:rPr>
-        <w:t xml:space="preserve">switch</w:t>
-      </w:r>
-      <w:r>
-        <w:t xml:space="preserve"> </w:t>
-      </w:r>
-      <w:r>
-        <w:t xml:space="preserve">de tipos de ação tem um</w:t>
-      </w:r>
-      <w:r>
-        <w:t xml:space="preserve"> </w:t>
-      </w:r>
-      <w:r>
-        <w:rPr>
-          <w:rStyle w:val="VerbatimChar"/>
-        </w:rPr>
-        <w:t xml:space="preserve">case 4</w:t>
-      </w:r>
-      <w:r>
-        <w:t xml:space="preserve"> </w:t>
-      </w:r>
-      <w:r>
-        <w:t xml:space="preserve">(Alterar Status) que, por engano, executa o mesmo bloco de código do</w:t>
-      </w:r>
-      <w:r>
-        <w:t xml:space="preserve"> </w:t>
-      </w:r>
-      <w:r>
-        <w:rPr>
-          <w:rStyle w:val="VerbatimChar"/>
-        </w:rPr>
-        <w:t xml:space="preserve">case 3</w:t>
-      </w:r>
-      <w:r>
-        <w:t xml:space="preserve"> </w:t>
-      </w:r>
-      <w:r>
-        <w:t xml:space="preserve">(Gerar Movimentação) — ou seja, chama</w:t>
-      </w:r>
-      <w:r>
-        <w:t xml:space="preserve"> </w:t>
-      </w:r>
-      <w:r>
-        <w:rPr>
-          <w:rStyle w:val="VerbatimChar"/>
-        </w:rPr>
-        <w:t xml:space="preserve">gerarMovimentacao()</w:t>
-      </w:r>
-      <w:r>
-        <w:t xml:space="preserve"> </w:t>
-      </w:r>
-      <w:r>
-        <w:t xml:space="preserve">indevidamente ao processar uma ação que deveria apenas alterar status.</w:t>
+        <w:rPr>
+          <w:b/>
+          <w:bCs/>
+        </w:rPr>
+        <w:t xml:space="preserve"> </w:t>
+      </w:r>
+      <w:r>
+        <w:rPr>
+          <w:b/>
+          <w:bCs/>
+        </w:rPr>
+        <w:t xml:space="preserve">na rodada de revisão 01 — Bloqueante 2, alternativa</w:t>
+      </w:r>
+      <w:r>
+        <w:rPr>
+          <w:b/>
+          <w:bCs/>
+        </w:rPr>
+        <w:t xml:space="preserve"> </w:t>
+      </w:r>
+      <w:r>
+        <w:t xml:space="preserve">(b)** escolhida):** a ação extra</w:t>
+      </w:r>
+      <w:r>
+        <w:t xml:space="preserve"> </w:t>
+      </w:r>
+      <w:r>
+        <w:rPr>
+          <w:b/>
+          <w:bCs/>
+        </w:rPr>
+        <w:t xml:space="preserve">não</w:t>
+      </w:r>
+      <w:r>
+        <w:t xml:space="preserve"> </w:t>
+      </w:r>
+      <w:r>
+        <w:t xml:space="preserve">é restrita a apenas</w:t>
+      </w:r>
+      <w:r>
+        <w:t xml:space="preserve"> </w:t>
+      </w:r>
+      <w:r>
+        <w:t xml:space="preserve">“Justificar”</w:t>
+      </w:r>
+      <w:r>
+        <w:t xml:space="preserve"> </w:t>
+      </w:r>
+      <w:r>
+        <w:t xml:space="preserve">(</w:t>
+      </w:r>
+      <w:r>
+        <w:rPr>
+          <w:rStyle w:val="VerbatimChar"/>
+        </w:rPr>
+        <w:t xml:space="preserve">tpa_tipo=1</w:t>
+      </w:r>
+      <w:r>
+        <w:t xml:space="preserve">). RN03.15 aprovada permite explicitamente ações extras de qualquer tipo cadastrado em T8, sem restrição — a alternativa de restringir o select apenas a</w:t>
+      </w:r>
+      <w:r>
+        <w:t xml:space="preserve"> </w:t>
+      </w:r>
+      <w:r>
+        <w:t xml:space="preserve">“Justificar”</w:t>
+      </w:r>
+      <w:r>
+        <w:t xml:space="preserve"> </w:t>
+      </w:r>
+      <w:r>
+        <w:t xml:space="preserve">foi descartada. A abordagem escolhida é coletar, na própria linha da ação adicionada, os dados extras que cada tipo de ação precisa — reaproveitando o padrão de campos condicionais já existente em</w:t>
+      </w:r>
+      <w:r>
+        <w:t xml:space="preserve"> </w:t>
+      </w:r>
+      <w:r>
+        <w:rPr>
+          <w:rStyle w:val="VerbatimChar"/>
+        </w:rPr>
+        <w:t xml:space="preserve">EntOcoSubtOcorrencia::defCamposAcao()</w:t>
+      </w:r>
+      <w:r>
+        <w:t xml:space="preserve"> </w:t>
+      </w:r>
+      <w:r>
+        <w:t xml:space="preserve">(campos</w:t>
+      </w:r>
+      <w:r>
+        <w:t xml:space="preserve"> </w:t>
+      </w:r>
+      <w:r>
+        <w:rPr>
+          <w:rStyle w:val="VerbatimChar"/>
+        </w:rPr>
+        <w:t xml:space="preserve">divmovi</w:t>
+      </w:r>
+      <w:r>
+        <w:t xml:space="preserve">/</w:t>
+      </w:r>
+      <w:r>
+        <w:rPr>
+          <w:rStyle w:val="VerbatimChar"/>
+        </w:rPr>
+        <w:t xml:space="preserve">divtela</w:t>
+      </w:r>
+      <w:r>
+        <w:t xml:space="preserve">/</w:t>
+      </w:r>
+      <w:r>
+        <w:rPr>
+          <w:rStyle w:val="VerbatimChar"/>
+        </w:rPr>
+        <w:t xml:space="preserve">divstat</w:t>
+      </w:r>
+      <w:r>
+        <w:t xml:space="preserve"> </w:t>
+      </w:r>
+      <w:r>
+        <w:t xml:space="preserve">conforme</w:t>
+      </w:r>
+      <w:r>
+        <w:t xml:space="preserve"> </w:t>
+      </w:r>
+      <w:r>
+        <w:rPr>
+          <w:rStyle w:val="VerbatimChar"/>
+        </w:rPr>
+        <w:t xml:space="preserve">tpa_tipo</w:t>
+      </w:r>
+      <w:r>
+        <w:t xml:space="preserve">), ou seja, é reaproveitamento de UI já existente, não UX nova.</w:t>
       </w:r>
     </w:p>
     <w:p>
@@ -4611,624 +5627,29 @@
           <w:b/>
           <w:bCs/>
         </w:rPr>
-        <w:t xml:space="preserve">O que muda:</w:t>
-      </w:r>
-      <w:r>
-        <w:t xml:space="preserve"> </w:t>
-      </w:r>
-      <w:r>
-        <w:t xml:space="preserve">- Separar o</w:t>
-      </w:r>
-      <w:r>
-        <w:t xml:space="preserve"> </w:t>
-      </w:r>
-      <w:r>
-        <w:rPr>
-          <w:rStyle w:val="VerbatimChar"/>
-        </w:rPr>
-        <w:t xml:space="preserve">case 4</w:t>
-      </w:r>
-      <w:r>
-        <w:t xml:space="preserve"> </w:t>
-      </w:r>
-      <w:r>
-        <w:t xml:space="preserve">em lógica própria: apenas resolve o</w:t>
-      </w:r>
-      <w:r>
-        <w:t xml:space="preserve"> </w:t>
-      </w:r>
-      <w:r>
-        <w:rPr>
-          <w:rStyle w:val="VerbatimChar"/>
-        </w:rPr>
-        <w:t xml:space="preserve">stt_id</w:t>
-      </w:r>
-      <w:r>
-        <w:t xml:space="preserve"> </w:t>
-      </w:r>
-      <w:r>
-        <w:t xml:space="preserve">alvo da ação,</w:t>
-      </w:r>
-      <w:r>
-        <w:t xml:space="preserve"> </w:t>
-      </w:r>
-      <w:r>
-        <w:rPr>
-          <w:b/>
-          <w:bCs/>
-        </w:rPr>
-        <w:t xml:space="preserve">sem</w:t>
-      </w:r>
-      <w:r>
-        <w:t xml:space="preserve"> </w:t>
-      </w:r>
-      <w:r>
-        <w:t xml:space="preserve">chamar</w:t>
-      </w:r>
-      <w:r>
-        <w:t xml:space="preserve"> </w:t>
-      </w:r>
-      <w:r>
-        <w:rPr>
-          <w:rStyle w:val="VerbatimChar"/>
-        </w:rPr>
-        <w:t xml:space="preserve">gerarMovimentacao()</w:t>
-      </w:r>
-      <w:r>
-        <w:t xml:space="preserve">/</w:t>
-      </w:r>
-      <w:r>
-        <w:rPr>
-          <w:rStyle w:val="VerbatimChar"/>
-        </w:rPr>
-        <w:t xml:space="preserve">geraMovimentoRequisicoes</w:t>
-      </w:r>
-      <w:r>
-        <w:t xml:space="preserve">.</w:t>
-      </w:r>
-    </w:p>
-    <w:p>
-      <w:pPr>
-        <w:pStyle w:val="BodyText"/>
-      </w:pPr>
-      <w:r>
-        <w:rPr>
-          <w:b/>
-          <w:bCs/>
-        </w:rPr>
-        <w:t xml:space="preserve">Arquivos afetados:</w:t>
-      </w:r>
-      <w:r>
-        <w:t xml:space="preserve"> </w:t>
-      </w:r>
-      <w:r>
-        <w:rPr>
-          <w:rStyle w:val="VerbatimChar"/>
-        </w:rPr>
-        <w:t xml:space="preserve">OcoTrataOcorrencia.php</w:t>
-      </w:r>
-      <w:r>
-        <w:t xml:space="preserve"> </w:t>
-      </w:r>
-      <w:r>
-        <w:t xml:space="preserve">(</w:t>
-      </w:r>
-      <w:r>
-        <w:rPr>
-          <w:rStyle w:val="VerbatimChar"/>
-        </w:rPr>
-        <w:t xml:space="preserve">store()</w:t>
-      </w:r>
-      <w:r>
-        <w:t xml:space="preserve">,</w:t>
-      </w:r>
-      <w:r>
-        <w:t xml:space="preserve"> </w:t>
-      </w:r>
-      <w:r>
-        <w:rPr>
-          <w:rStyle w:val="VerbatimChar"/>
-        </w:rPr>
-        <w:t xml:space="preserve">switch</w:t>
-      </w:r>
-      <w:r>
-        <w:t xml:space="preserve"> </w:t>
-      </w:r>
-      <w:r>
-        <w:t xml:space="preserve">de tipos de ação).</w:t>
-      </w:r>
-    </w:p>
-    <w:bookmarkEnd w:id="25"/>
-    <w:bookmarkStart w:id="26" w:name="Xd332f4161c9e048e7b7089cad5d7a0ca7b90ba5"/>
-    <w:p>
-      <w:pPr>
-        <w:pStyle w:val="Heading3"/>
-      </w:pPr>
-      <w:r>
-        <w:t xml:space="preserve">RN03.18.1 — Reescrita da definição de status final</w:t>
-      </w:r>
-    </w:p>
-    <w:p>
-      <w:pPr>
-        <w:pStyle w:val="FirstParagraph"/>
-      </w:pPr>
-      <w:r>
-        <w:rPr>
-          <w:b/>
-          <w:bCs/>
-        </w:rPr>
-        <w:t xml:space="preserve">Situação atual:</w:t>
-      </w:r>
-      <w:r>
-        <w:t xml:space="preserve"> </w:t>
-      </w:r>
-      <w:r>
-        <w:t xml:space="preserve">a lógica que determina o</w:t>
-      </w:r>
-      <w:r>
-        <w:t xml:space="preserve"> </w:t>
-      </w:r>
-      <w:r>
-        <w:rPr>
-          <w:rStyle w:val="VerbatimChar"/>
-        </w:rPr>
-        <w:t xml:space="preserve">stt_id</w:t>
-      </w:r>
-      <w:r>
-        <w:t xml:space="preserve"> </w:t>
-      </w:r>
-      <w:r>
-        <w:t xml:space="preserve">final da ocorrência ao concluir a tratativa não segue de forma confiável a configuração de</w:t>
-      </w:r>
-      <w:r>
-        <w:t xml:space="preserve"> </w:t>
-      </w:r>
-      <w:r>
-        <w:t xml:space="preserve">“Alterar Status”</w:t>
-      </w:r>
-      <w:r>
-        <w:t xml:space="preserve"> </w:t>
-      </w:r>
-      <w:r>
-        <w:t xml:space="preserve">do subtipo (consequência direta do bug do</w:t>
-      </w:r>
-      <w:r>
-        <w:t xml:space="preserve"> </w:t>
-      </w:r>
-      <w:r>
-        <w:rPr>
-          <w:rStyle w:val="VerbatimChar"/>
-        </w:rPr>
-        <w:t xml:space="preserve">case 4</w:t>
-      </w:r>
-      <w:r>
-        <w:t xml:space="preserve">).</w:t>
-      </w:r>
-    </w:p>
-    <w:p>
-      <w:pPr>
-        <w:pStyle w:val="BodyText"/>
-      </w:pPr>
-      <w:r>
-        <w:rPr>
-          <w:b/>
-          <w:bCs/>
-        </w:rPr>
-        <w:t xml:space="preserve">O que muda:</w:t>
-      </w:r>
-      <w:r>
-        <w:t xml:space="preserve"> </w:t>
-      </w:r>
-      <w:r>
-        <w:t xml:space="preserve">- Reescrever a definição de</w:t>
-      </w:r>
-      <w:r>
-        <w:t xml:space="preserve"> </w:t>
-      </w:r>
-      <w:r>
-        <w:rPr>
-          <w:rStyle w:val="VerbatimChar"/>
-        </w:rPr>
-        <w:t xml:space="preserve">stt_id</w:t>
-      </w:r>
-      <w:r>
-        <w:t xml:space="preserve"> </w:t>
-      </w:r>
-      <w:r>
-        <w:t xml:space="preserve">final em</w:t>
-      </w:r>
-      <w:r>
-        <w:t xml:space="preserve"> </w:t>
-      </w:r>
-      <w:r>
-        <w:rPr>
-          <w:rStyle w:val="VerbatimChar"/>
-        </w:rPr>
-        <w:t xml:space="preserve">store()</w:t>
-      </w:r>
-      <w:r>
+        <w:t xml:space="preserve">Encaminhamento concreto para o</w:t>
+      </w:r>
+      <w:r>
+        <w:rPr>
+          <w:b/>
+          <w:bCs/>
+        </w:rPr>
+        <w:t xml:space="preserve"> </w:t>
+      </w:r>
+      <w:r>
+        <w:rPr>
+          <w:rStyle w:val="VerbatimChar"/>
+          <w:b/>
+          <w:bCs/>
+        </w:rPr>
+        <w:t xml:space="preserve">bydev</w:t>
+      </w:r>
+      <w:r>
+        <w:rPr>
+          <w:b/>
+          <w:bCs/>
+        </w:rPr>
         <w:t xml:space="preserve">:</w:t>
-      </w:r>
-      <w:r>
-        <w:t xml:space="preserve"> </w:t>
-      </w:r>
-      <w:r>
-        <w:t xml:space="preserve">- buscar, entre as ações executadas na tratativa, se há alguma do tipo</w:t>
-      </w:r>
-      <w:r>
-        <w:t xml:space="preserve"> </w:t>
-      </w:r>
-      <w:r>
-        <w:t xml:space="preserve">“Alterar Status”</w:t>
-      </w:r>
-      <w:r>
-        <w:t xml:space="preserve"> </w:t>
-      </w:r>
-      <w:r>
-        <w:t xml:space="preserve">(</w:t>
-      </w:r>
-      <w:r>
-        <w:rPr>
-          <w:rStyle w:val="VerbatimChar"/>
-        </w:rPr>
-        <w:t xml:space="preserve">tpa_tipo='4'</w:t>
-      </w:r>
-      <w:r>
-        <w:t xml:space="preserve"> </w:t>
-      </w:r>
-      <w:r>
-        <w:t xml:space="preserve">no catálogo T8 —</w:t>
-      </w:r>
-      <w:r>
-        <w:t xml:space="preserve"> </w:t>
-      </w:r>
-      <w:r>
-        <w:rPr>
-          <w:rStyle w:val="VerbatimChar"/>
-        </w:rPr>
-        <w:t xml:space="preserve">OcoTipoAcao</w:t>
-      </w:r>
-      <w:r>
-        <w:t xml:space="preserve">) vinculada ao subtipo;</w:t>
-      </w:r>
-      <w:r>
-        <w:t xml:space="preserve"> </w:t>
-      </w:r>
-      <w:r>
-        <w:t xml:space="preserve">- se sim, usar o</w:t>
-      </w:r>
-      <w:r>
-        <w:t xml:space="preserve"> </w:t>
-      </w:r>
-      <w:r>
-        <w:rPr>
-          <w:rStyle w:val="VerbatimChar"/>
-        </w:rPr>
-        <w:t xml:space="preserve">stt_id</w:t>
-      </w:r>
-      <w:r>
-        <w:t xml:space="preserve"> </w:t>
-      </w:r>
-      <w:r>
-        <w:t xml:space="preserve">configurado em</w:t>
-      </w:r>
-      <w:r>
-        <w:t xml:space="preserve"> </w:t>
-      </w:r>
-      <w:r>
-        <w:rPr>
-          <w:rStyle w:val="VerbatimChar"/>
-        </w:rPr>
-        <w:t xml:space="preserve">oco_subt_ocorrencia_acao.stt_id</w:t>
-      </w:r>
-      <w:r>
-        <w:t xml:space="preserve"> </w:t>
-      </w:r>
-      <w:r>
-        <w:t xml:space="preserve">dessa ação;</w:t>
-      </w:r>
-      <w:r>
-        <w:t xml:space="preserve"> </w:t>
-      </w:r>
-      <w:r>
-        <w:t xml:space="preserve">- se não, usar</w:t>
-      </w:r>
-      <w:r>
-        <w:t xml:space="preserve"> </w:t>
-      </w:r>
-      <w:r>
-        <w:rPr>
-          <w:rStyle w:val="VerbatimChar"/>
-        </w:rPr>
-        <w:t xml:space="preserve">stt_id = 30</w:t>
-      </w:r>
-      <w:r>
-        <w:t xml:space="preserve"> </w:t>
-      </w:r>
-      <w:r>
-        <w:t xml:space="preserve">(Finalizada —</w:t>
-      </w:r>
-      <w:r>
-        <w:t xml:space="preserve"> </w:t>
-      </w:r>
-      <w:r>
-        <w:t xml:space="preserve">“concluída”</w:t>
-      </w:r>
-      <w:r>
-        <w:t xml:space="preserve">, decisão 4, Seção 1).</w:t>
-      </w:r>
-    </w:p>
-    <w:p>
-      <w:pPr>
-        <w:pStyle w:val="BodyText"/>
-      </w:pPr>
-      <w:r>
-        <w:rPr>
-          <w:b/>
-          <w:bCs/>
-        </w:rPr>
-        <w:t xml:space="preserve">Arquivos afetados:</w:t>
-      </w:r>
-      <w:r>
-        <w:t xml:space="preserve"> </w:t>
-      </w:r>
-      <w:r>
-        <w:rPr>
-          <w:rStyle w:val="VerbatimChar"/>
-        </w:rPr>
-        <w:t xml:space="preserve">OcoTrataOcorrencia.php</w:t>
-      </w:r>
-      <w:r>
-        <w:t xml:space="preserve"> </w:t>
-      </w:r>
-      <w:r>
-        <w:t xml:space="preserve">(</w:t>
-      </w:r>
-      <w:r>
-        <w:rPr>
-          <w:rStyle w:val="VerbatimChar"/>
-        </w:rPr>
-        <w:t xml:space="preserve">store()</w:t>
-      </w:r>
-      <w:r>
-        <w:t xml:space="preserve">). Depende da correção RN03.18 (case 4).</w:t>
-      </w:r>
-    </w:p>
-    <w:bookmarkEnd w:id="26"/>
-    <w:bookmarkStart w:id="27" w:name="X75989861df6837d36563bea5b42d59bfa9ceb41"/>
-    <w:p>
-      <w:pPr>
-        <w:pStyle w:val="Heading3"/>
-      </w:pPr>
-      <w:r>
-        <w:t xml:space="preserve">RN03.18.2 — Confirmação MSG 6 antes de submeter (front-end apenas)</w:t>
-      </w:r>
-    </w:p>
-    <w:p>
-      <w:pPr>
-        <w:pStyle w:val="FirstParagraph"/>
-      </w:pPr>
-      <w:r>
-        <w:rPr>
-          <w:b/>
-          <w:bCs/>
-        </w:rPr>
-        <w:t xml:space="preserve">Situação atual:</w:t>
-      </w:r>
-      <w:r>
-        <w:t xml:space="preserve"> </w:t>
-      </w:r>
-      <w:r>
-        <w:t xml:space="preserve">o formulário de tratativa submete diretamente via</w:t>
-      </w:r>
-      <w:r>
-        <w:t xml:space="preserve"> </w:t>
-      </w:r>
-      <w:r>
-        <w:rPr>
-          <w:rStyle w:val="VerbatimChar"/>
-        </w:rPr>
-        <w:t xml:space="preserve">submeteForm()</w:t>
-      </w:r>
-      <w:r>
-        <w:t xml:space="preserve">, sem alerta prévio quando a ação</w:t>
-      </w:r>
-      <w:r>
-        <w:t xml:space="preserve"> </w:t>
-      </w:r>
-      <w:r>
-        <w:t xml:space="preserve">“Gerar Movimentação”</w:t>
-      </w:r>
-      <w:r>
-        <w:t xml:space="preserve"> </w:t>
-      </w:r>
-      <w:r>
-        <w:t xml:space="preserve">está selecionada.</w:t>
-      </w:r>
-    </w:p>
-    <w:p>
-      <w:pPr>
-        <w:pStyle w:val="BodyText"/>
-      </w:pPr>
-      <w:r>
-        <w:rPr>
-          <w:b/>
-          <w:bCs/>
-        </w:rPr>
-        <w:t xml:space="preserve">O que muda:</w:t>
-      </w:r>
-      <w:r>
-        <w:t xml:space="preserve"> </w:t>
-      </w:r>
-      <w:r>
-        <w:t xml:space="preserve">- Ajuste</w:t>
-      </w:r>
-      <w:r>
-        <w:t xml:space="preserve"> </w:t>
-      </w:r>
-      <w:r>
-        <w:rPr>
-          <w:b/>
-          <w:bCs/>
-        </w:rPr>
-        <w:t xml:space="preserve">apenas de front-end</w:t>
-      </w:r>
-      <w:r>
-        <w:t xml:space="preserve">: antes de submeter o formulário de tratativa, se houver ação</w:t>
-      </w:r>
-      <w:r>
-        <w:t xml:space="preserve"> </w:t>
-      </w:r>
-      <w:r>
-        <w:t xml:space="preserve">“Gerar Movimentação”</w:t>
-      </w:r>
-      <w:r>
-        <w:t xml:space="preserve"> </w:t>
-      </w:r>
-      <w:r>
-        <w:t xml:space="preserve">selecionada entre as ações marcadas, disparar</w:t>
-      </w:r>
-      <w:r>
-        <w:t xml:space="preserve"> </w:t>
-      </w:r>
-      <w:r>
-        <w:rPr>
-          <w:rStyle w:val="VerbatimChar"/>
-        </w:rPr>
-        <w:t xml:space="preserve">boxAlert(6, ...)</w:t>
-      </w:r>
-      <w:r>
-        <w:t xml:space="preserve"> </w:t>
-      </w:r>
-      <w:r>
-        <w:t xml:space="preserve">(confirmação, conforme</w:t>
-      </w:r>
-      <w:r>
-        <w:t xml:space="preserve"> </w:t>
-      </w:r>
-      <w:r>
-        <w:rPr>
-          <w:rStyle w:val="VerbatimChar"/>
-        </w:rPr>
-        <w:t xml:space="preserve">rascunho-runtime-js.md</w:t>
-      </w:r>
-      <w:r>
-        <w:t xml:space="preserve">) antes de chamar</w:t>
-      </w:r>
-      <w:r>
-        <w:t xml:space="preserve"> </w:t>
-      </w:r>
-      <w:r>
-        <w:rPr>
-          <w:rStyle w:val="VerbatimChar"/>
-        </w:rPr>
-        <w:t xml:space="preserve">submeteForm()</w:t>
-      </w:r>
-      <w:r>
-        <w:t xml:space="preserve">.</w:t>
-      </w:r>
-      <w:r>
-        <w:t xml:space="preserve"> </w:t>
-      </w:r>
-      <w:r>
-        <w:t xml:space="preserve">-</w:t>
-      </w:r>
-      <w:r>
-        <w:t xml:space="preserve"> </w:t>
-      </w:r>
-      <w:r>
-        <w:rPr>
-          <w:b/>
-          <w:bCs/>
-        </w:rPr>
-        <w:t xml:space="preserve">Sem mudança de contrato</w:t>
-      </w:r>
-      <w:r>
-        <w:t xml:space="preserve"> </w:t>
-      </w:r>
-      <w:r>
-        <w:t xml:space="preserve">no</w:t>
-      </w:r>
-      <w:r>
-        <w:t xml:space="preserve"> </w:t>
-      </w:r>
-      <w:r>
-        <w:rPr>
-          <w:rStyle w:val="VerbatimChar"/>
-        </w:rPr>
-        <w:t xml:space="preserve">store()</w:t>
-      </w:r>
-      <w:r>
-        <w:t xml:space="preserve"> </w:t>
-      </w:r>
-      <w:r>
-        <w:t xml:space="preserve">do controller — é só uma confirmação adicional client-side antes do POST já existente.</w:t>
-      </w:r>
-    </w:p>
-    <w:p>
-      <w:pPr>
-        <w:pStyle w:val="BodyText"/>
-      </w:pPr>
-      <w:r>
-        <w:rPr>
-          <w:b/>
-          <w:bCs/>
-        </w:rPr>
-        <w:t xml:space="preserve">Arquivos afetados:</w:t>
-      </w:r>
-      <w:r>
-        <w:t xml:space="preserve"> </w:t>
-      </w:r>
-      <w:r>
-        <w:t xml:space="preserve">view/JS da tela T12 (arquivo JS da tela ou bloco de script da view de</w:t>
-      </w:r>
-      <w:r>
-        <w:t xml:space="preserve"> </w:t>
-      </w:r>
-      <w:r>
-        <w:rPr>
-          <w:rStyle w:val="VerbatimChar"/>
-        </w:rPr>
-        <w:t xml:space="preserve">finalizar()</w:t>
-      </w:r>
-      <w:r>
-        <w:t xml:space="preserve">).</w:t>
-      </w:r>
-    </w:p>
-    <w:bookmarkEnd w:id="27"/>
-    <w:bookmarkStart w:id="28" w:name="rns-sem-alteração-necessária-2"/>
-    <w:p>
-      <w:pPr>
-        <w:pStyle w:val="Heading3"/>
-      </w:pPr>
-      <w:r>
-        <w:t xml:space="preserve">RNs sem alteração necessária</w:t>
-      </w:r>
-    </w:p>
-    <w:p>
-      <w:pPr>
-        <w:pStyle w:val="FirstParagraph"/>
-      </w:pPr>
-      <w:r>
-        <w:t xml:space="preserve">RN02.1–04, RN03.1–14, RN03.16–17 já implementadas sem gap — não tocar.</w:t>
-      </w:r>
-    </w:p>
-    <w:p>
-      <w:r>
-        <w:pict>
-          <v:rect style="width:0;height:1.5pt" o:hralign="center" o:hrstd="t" o:hr="t"/>
-        </w:pict>
-      </w:r>
-    </w:p>
-    <w:bookmarkEnd w:id="28"/>
-    <w:bookmarkEnd w:id="29"/>
-    <w:bookmarkStart w:id="30" w:name="itens-fora-de-escopo-deste-ciclo"/>
-    <w:p>
-      <w:pPr>
-        <w:pStyle w:val="Heading2"/>
-      </w:pPr>
-      <w:r>
-        <w:t xml:space="preserve">8. Itens fora de escopo deste ciclo</w:t>
       </w:r>
     </w:p>
     <w:p>
@@ -5240,34 +5661,115 @@
         </w:numPr>
       </w:pPr>
       <w:r>
-        <w:rPr>
-          <w:rStyle w:val="VerbatimChar"/>
-          <w:b/>
-          <w:bCs/>
-        </w:rPr>
-        <w:t xml:space="preserve">Buscas/buscaProdutoporLote</w:t>
-      </w:r>
-      <w:r>
-        <w:t xml:space="preserve"> </w:t>
-      </w:r>
-      <w:r>
-        <w:t xml:space="preserve">e integração</w:t>
-      </w:r>
-      <w:r>
-        <w:t xml:space="preserve"> </w:t>
-      </w:r>
-      <w:r>
-        <w:rPr>
-          <w:b/>
-          <w:bCs/>
-        </w:rPr>
-        <w:t xml:space="preserve">E075PRO/E207DLS</w:t>
-      </w:r>
-      <w:r>
-        <w:t xml:space="preserve"> </w:t>
-      </w:r>
-      <w:r>
-        <w:t xml:space="preserve">— não investigar, não alterar. Qualquer problema encontrado aqui durante os testes deve ser tratado como bug novo, fora deste plano.</w:t>
+        <w:t xml:space="preserve">Na linha de</w:t>
+      </w:r>
+      <w:r>
+        <w:t xml:space="preserve"> </w:t>
+      </w:r>
+      <w:r>
+        <w:t xml:space="preserve">“ação extra”</w:t>
+      </w:r>
+      <w:r>
+        <w:t xml:space="preserve"> </w:t>
+      </w:r>
+      <w:r>
+        <w:t xml:space="preserve">em T12 (</w:t>
+      </w:r>
+      <w:r>
+        <w:rPr>
+          <w:rStyle w:val="VerbatimChar"/>
+        </w:rPr>
+        <w:t xml:space="preserve">finalizar()</w:t>
+      </w:r>
+      <w:r>
+        <w:t xml:space="preserve">), replicar o mesmo padrão condicional de campos já usado em T9:</w:t>
+      </w:r>
+      <w:r>
+        <w:t xml:space="preserve"> </w:t>
+      </w:r>
+      <w:r>
+        <w:rPr>
+          <w:rStyle w:val="VerbatimChar"/>
+        </w:rPr>
+        <w:t xml:space="preserve">tmo_id</w:t>
+      </w:r>
+      <w:r>
+        <w:t xml:space="preserve"> </w:t>
+      </w:r>
+      <w:r>
+        <w:t xml:space="preserve">para</w:t>
+      </w:r>
+      <w:r>
+        <w:t xml:space="preserve"> </w:t>
+      </w:r>
+      <w:r>
+        <w:rPr>
+          <w:rStyle w:val="VerbatimChar"/>
+        </w:rPr>
+        <w:t xml:space="preserve">tpa_tipo=3</w:t>
+      </w:r>
+      <w:r>
+        <w:t xml:space="preserve"> </w:t>
+      </w:r>
+      <w:r>
+        <w:t xml:space="preserve">(Gerar Movimentação),</w:t>
+      </w:r>
+      <w:r>
+        <w:t xml:space="preserve"> </w:t>
+      </w:r>
+      <w:r>
+        <w:rPr>
+          <w:rStyle w:val="VerbatimChar"/>
+        </w:rPr>
+        <w:t xml:space="preserve">stt_id</w:t>
+      </w:r>
+      <w:r>
+        <w:t xml:space="preserve"> </w:t>
+      </w:r>
+      <w:r>
+        <w:t xml:space="preserve">para</w:t>
+      </w:r>
+      <w:r>
+        <w:t xml:space="preserve"> </w:t>
+      </w:r>
+      <w:r>
+        <w:rPr>
+          <w:rStyle w:val="VerbatimChar"/>
+        </w:rPr>
+        <w:t xml:space="preserve">tpa_tipo=4</w:t>
+      </w:r>
+      <w:r>
+        <w:t xml:space="preserve"> </w:t>
+      </w:r>
+      <w:r>
+        <w:t xml:space="preserve">(Alterar Status),</w:t>
+      </w:r>
+      <w:r>
+        <w:t xml:space="preserve"> </w:t>
+      </w:r>
+      <w:r>
+        <w:rPr>
+          <w:rStyle w:val="VerbatimChar"/>
+        </w:rPr>
+        <w:t xml:space="preserve">tel_id</w:t>
+      </w:r>
+      <w:r>
+        <w:t xml:space="preserve"> </w:t>
+      </w:r>
+      <w:r>
+        <w:t xml:space="preserve">para</w:t>
+      </w:r>
+      <w:r>
+        <w:t xml:space="preserve"> </w:t>
+      </w:r>
+      <w:r>
+        <w:rPr>
+          <w:rStyle w:val="VerbatimChar"/>
+        </w:rPr>
+        <w:t xml:space="preserve">tpa_tipo=2</w:t>
+      </w:r>
+      <w:r>
+        <w:t xml:space="preserve">.</w:t>
       </w:r>
     </w:p>
     <w:p>
@@ -5279,38 +5781,141 @@
         </w:numPr>
       </w:pPr>
       <w:r>
-        <w:rPr>
-          <w:b/>
-          <w:bCs/>
-        </w:rPr>
-        <w:t xml:space="preserve">Ícones/cores</w:t>
-      </w:r>
-      <w:r>
-        <w:t xml:space="preserve"> </w:t>
-      </w:r>
-      <w:r>
-        <w:t xml:space="preserve">— manter o padrão visual atual do sistema (</w:t>
-      </w:r>
-      <w:r>
-        <w:rPr>
-          <w:rStyle w:val="VerbatimChar"/>
-        </w:rPr>
-        <w:t xml:space="preserve">fas fa-check</w:t>
-      </w:r>
-      <w:r>
-        <w:t xml:space="preserve">, classes</w:t>
-      </w:r>
-      <w:r>
-        <w:t xml:space="preserve"> </w:t>
-      </w:r>
-      <w:r>
-        <w:rPr>
-          <w:rStyle w:val="VerbatimChar"/>
-        </w:rPr>
-        <w:t xml:space="preserve">btn-outline-*</w:t>
-      </w:r>
-      <w:r>
-        <w:t xml:space="preserve">); não alinhar aos hex/ícones exatos descritos nos documentos de requisito v1.4/v1.5/v1.6.</w:t>
+        <w:t xml:space="preserve">Em</w:t>
+      </w:r>
+      <w:r>
+        <w:t xml:space="preserve"> </w:t>
+      </w:r>
+      <w:r>
+        <w:rPr>
+          <w:rStyle w:val="VerbatimChar"/>
+        </w:rPr>
+        <w:t xml:space="preserve">store()</w:t>
+      </w:r>
+      <w:r>
+        <w:t xml:space="preserve">, quando a ação executada for uma</w:t>
+      </w:r>
+      <w:r>
+        <w:t xml:space="preserve"> </w:t>
+      </w:r>
+      <w:r>
+        <w:rPr>
+          <w:b/>
+          <w:bCs/>
+        </w:rPr>
+        <w:t xml:space="preserve">ação extra</w:t>
+      </w:r>
+      <w:r>
+        <w:t xml:space="preserve"> </w:t>
+      </w:r>
+      <w:r>
+        <w:t xml:space="preserve">(sem correspondência em</w:t>
+      </w:r>
+      <w:r>
+        <w:t xml:space="preserve"> </w:t>
+      </w:r>
+      <w:r>
+        <w:rPr>
+          <w:rStyle w:val="VerbatimChar"/>
+        </w:rPr>
+        <w:t xml:space="preserve">oco_subt_ocorrencia_acao</w:t>
+      </w:r>
+      <w:r>
+        <w:t xml:space="preserve"> </w:t>
+      </w:r>
+      <w:r>
+        <w:t xml:space="preserve">para aquele subtipo), usar os valores informados na própria linha (</w:t>
+      </w:r>
+      <w:r>
+        <w:rPr>
+          <w:rStyle w:val="VerbatimChar"/>
+        </w:rPr>
+        <w:t xml:space="preserve">tmo_id</w:t>
+      </w:r>
+      <w:r>
+        <w:t xml:space="preserve">/</w:t>
+      </w:r>
+      <w:r>
+        <w:rPr>
+          <w:rStyle w:val="VerbatimChar"/>
+        </w:rPr>
+        <w:t xml:space="preserve">stt_id</w:t>
+      </w:r>
+      <w:r>
+        <w:t xml:space="preserve">/</w:t>
+      </w:r>
+      <w:r>
+        <w:rPr>
+          <w:rStyle w:val="VerbatimChar"/>
+        </w:rPr>
+        <w:t xml:space="preserve">tel_id</w:t>
+      </w:r>
+      <w:r>
+        <w:t xml:space="preserve"> </w:t>
+      </w:r>
+      <w:r>
+        <w:t xml:space="preserve">vindos do POST daquela linha) em vez de buscar via</w:t>
+      </w:r>
+      <w:r>
+        <w:t xml:space="preserve"> </w:t>
+      </w:r>
+      <w:r>
+        <w:rPr>
+          <w:rStyle w:val="VerbatimChar"/>
+        </w:rPr>
+        <w:t xml:space="preserve">getTOAcao()</w:t>
+      </w:r>
+      <w:r>
+        <w:t xml:space="preserve">/</w:t>
+      </w:r>
+      <w:r>
+        <w:rPr>
+          <w:rStyle w:val="VerbatimChar"/>
+        </w:rPr>
+        <w:t xml:space="preserve">getAcaoPorId()</w:t>
+      </w:r>
+      <w:r>
+        <w:t xml:space="preserve">. Para</w:t>
+      </w:r>
+      <w:r>
+        <w:t xml:space="preserve"> </w:t>
+      </w:r>
+      <w:r>
+        <w:rPr>
+          <w:b/>
+          <w:bCs/>
+        </w:rPr>
+        <w:t xml:space="preserve">ações de origem</w:t>
+      </w:r>
+      <w:r>
+        <w:t xml:space="preserve"> </w:t>
+      </w:r>
+      <w:r>
+        <w:t xml:space="preserve">(pré-configuradas no subtipo),</w:t>
+      </w:r>
+      <w:r>
+        <w:t xml:space="preserve"> </w:t>
+      </w:r>
+      <w:r>
+        <w:rPr>
+          <w:rStyle w:val="VerbatimChar"/>
+        </w:rPr>
+        <w:t xml:space="preserve">getTOAcao()</w:t>
+      </w:r>
+      <w:r>
+        <w:t xml:space="preserve">/</w:t>
+      </w:r>
+      <w:r>
+        <w:rPr>
+          <w:rStyle w:val="VerbatimChar"/>
+        </w:rPr>
+        <w:t xml:space="preserve">getAcaoPorId()</w:t>
+      </w:r>
+      <w:r>
+        <w:t xml:space="preserve"> </w:t>
+      </w:r>
+      <w:r>
+        <w:t xml:space="preserve">continuam sendo usados normalmente, sem alteração.</w:t>
       </w:r>
     </w:p>
     <w:p>
@@ -5323,31 +5928,54 @@
       </w:pPr>
       <w:r>
         <w:rPr>
-          <w:b/>
-          <w:bCs/>
-        </w:rPr>
-        <w:t xml:space="preserve">Resíduos em</w:t>
-      </w:r>
-      <w:r>
-        <w:rPr>
-          <w:b/>
-          <w:bCs/>
-        </w:rPr>
-        <w:t xml:space="preserve"> </w:t>
-      </w:r>
-      <w:r>
-        <w:rPr>
-          <w:rStyle w:val="VerbatimChar"/>
-          <w:b/>
-          <w:bCs/>
-        </w:rPr>
-        <w:t xml:space="preserve">app/Entities/Ocorrencia/*-DESK-DOUGLAS*.php</w:t>
-      </w:r>
-      <w:r>
-        <w:t xml:space="preserve"> </w:t>
-      </w:r>
-      <w:r>
-        <w:t xml:space="preserve">— não remover neste ciclo (não autorizado).</w:t>
+          <w:rStyle w:val="VerbatimChar"/>
+        </w:rPr>
+        <w:t xml:space="preserve">gerarMovimentacao()</w:t>
+      </w:r>
+      <w:r>
+        <w:t xml:space="preserve"> </w:t>
+      </w:r>
+      <w:r>
+        <w:t xml:space="preserve">e</w:t>
+      </w:r>
+      <w:r>
+        <w:t xml:space="preserve"> </w:t>
+      </w:r>
+      <w:r>
+        <w:rPr>
+          <w:rStyle w:val="VerbatimChar"/>
+        </w:rPr>
+        <w:t xml:space="preserve">resolveStatusFinal()</w:t>
+      </w:r>
+      <w:r>
+        <w:t xml:space="preserve"> </w:t>
+      </w:r>
+      <w:r>
+        <w:t xml:space="preserve">(RN03.18.1) precisam aceitar dados vindos da linha quando a ação for extra, e só cair para</w:t>
+      </w:r>
+      <w:r>
+        <w:t xml:space="preserve"> </w:t>
+      </w:r>
+      <w:r>
+        <w:rPr>
+          <w:rStyle w:val="VerbatimChar"/>
+        </w:rPr>
+        <w:t xml:space="preserve">getTOAcao()</w:t>
+      </w:r>
+      <w:r>
+        <w:t xml:space="preserve">/</w:t>
+      </w:r>
+      <w:r>
+        <w:rPr>
+          <w:rStyle w:val="VerbatimChar"/>
+        </w:rPr>
+        <w:t xml:space="preserve">getAcaoPorId()</w:t>
+      </w:r>
+      <w:r>
+        <w:t xml:space="preserve"> </w:t>
+      </w:r>
+      <w:r>
+        <w:t xml:space="preserve">quando for ação de origem.</w:t>
       </w:r>
     </w:p>
     <w:p>
@@ -5363,34 +5991,899 @@
           <w:b/>
           <w:bCs/>
         </w:rPr>
-        <w:t xml:space="preserve">Deploy da migration em produção</w:t>
-      </w:r>
-      <w:r>
-        <w:t xml:space="preserve"> </w:t>
-      </w:r>
-      <w:r>
-        <w:t xml:space="preserve">— não incluído neste ciclo de codificação; requer confirmação explícita e separada do usuário (ver Seção 4 e documento de entrega).</w:t>
-      </w:r>
-    </w:p>
-    <w:p>
-      <w:pPr>
-        <w:pStyle w:val="Compact"/>
-        <w:numPr>
-          <w:ilvl w:val="0"/>
-          <w:numId w:val="1005"/>
-        </w:numPr>
-      </w:pPr>
-      <w:r>
-        <w:t xml:space="preserve">Qualquer RN não listada nas Seções 5, 6 e 7 como gap está fora de escopo por já estar conforme — não deve sofrer alteração</w:t>
-      </w:r>
-      <w:r>
-        <w:t xml:space="preserve"> </w:t>
-      </w:r>
-      <w:r>
-        <w:t xml:space="preserve">“de aproveitamento”</w:t>
+        <w:t xml:space="preserve">Persistência:</w:t>
+      </w:r>
+      <w:r>
+        <w:t xml:space="preserve"> </w:t>
+      </w:r>
+      <w:r>
+        <w:t xml:space="preserve">não é necessária nova tabela/coluna. Os dados da ação extra trafegam apenas no POST do formulário de tratativa e são processados dentro do próprio</w:t>
+      </w:r>
+      <w:r>
+        <w:t xml:space="preserve"> </w:t>
+      </w:r>
+      <w:r>
+        <w:rPr>
+          <w:rStyle w:val="VerbatimChar"/>
+        </w:rPr>
+        <w:t xml:space="preserve">store()</w:t>
+      </w:r>
+      <w:r>
+        <w:t xml:space="preserve">; não persistem em</w:t>
+      </w:r>
+      <w:r>
+        <w:t xml:space="preserve"> </w:t>
+      </w:r>
+      <w:r>
+        <w:rPr>
+          <w:rStyle w:val="VerbatimChar"/>
+        </w:rPr>
+        <w:t xml:space="preserve">oco_subt_ocorrencia_acao</w:t>
+      </w:r>
+      <w:r>
+        <w:t xml:space="preserve"> </w:t>
+      </w:r>
+      <w:r>
+        <w:t xml:space="preserve">(exclusivo do cadastro em T9). Se durante a codificação o</w:t>
+      </w:r>
+      <w:r>
+        <w:t xml:space="preserve"> </w:t>
+      </w:r>
+      <w:r>
+        <w:rPr>
+          <w:rStyle w:val="VerbatimChar"/>
+        </w:rPr>
+        <w:t xml:space="preserve">bydev</w:t>
+      </w:r>
+      <w:r>
+        <w:t xml:space="preserve"> </w:t>
+      </w:r>
+      <w:r>
+        <w:t xml:space="preserve">perceber necessidade real de tabela de histórico/auditoria da tratativa, deve</w:t>
+      </w:r>
+      <w:r>
+        <w:t xml:space="preserve"> </w:t>
+      </w:r>
+      <w:r>
+        <w:rPr>
+          <w:b/>
+          <w:bCs/>
+        </w:rPr>
+        <w:t xml:space="preserve">sinalizar antes</w:t>
+      </w:r>
+      <w:r>
+        <w:t xml:space="preserve"> </w:t>
+      </w:r>
+      <w:r>
+        <w:t xml:space="preserve">de criar schema novo — não criar unilateralmente.</w:t>
+      </w:r>
+    </w:p>
+    <w:p>
+      <w:pPr>
+        <w:pStyle w:val="FirstParagraph"/>
+      </w:pPr>
+      <w:r>
+        <w:rPr>
+          <w:b/>
+          <w:bCs/>
+        </w:rPr>
+        <w:t xml:space="preserve">Arquivos afetados:</w:t>
+      </w:r>
+      <w:r>
+        <w:t xml:space="preserve"> </w:t>
+      </w:r>
+      <w:r>
+        <w:rPr>
+          <w:rStyle w:val="VerbatimChar"/>
+        </w:rPr>
+        <w:t xml:space="preserve">OcoTrataOcorrencia.php</w:t>
+      </w:r>
+      <w:r>
+        <w:t xml:space="preserve"> </w:t>
+      </w:r>
+      <w:r>
+        <w:t xml:space="preserve">(view/campos de</w:t>
+      </w:r>
+      <w:r>
+        <w:t xml:space="preserve"> </w:t>
+      </w:r>
+      <w:r>
+        <w:rPr>
+          <w:rStyle w:val="VerbatimChar"/>
+        </w:rPr>
+        <w:t xml:space="preserve">finalizar()</w:t>
+      </w:r>
+      <w:r>
+        <w:t xml:space="preserve">,</w:t>
+      </w:r>
+      <w:r>
+        <w:t xml:space="preserve"> </w:t>
+      </w:r>
+      <w:r>
+        <w:rPr>
+          <w:rStyle w:val="VerbatimChar"/>
+        </w:rPr>
+        <w:t xml:space="preserve">store()</w:t>
+      </w:r>
+      <w:r>
+        <w:t xml:space="preserve">,</w:t>
+      </w:r>
+      <w:r>
+        <w:t xml:space="preserve"> </w:t>
+      </w:r>
+      <w:r>
+        <w:rPr>
+          <w:rStyle w:val="VerbatimChar"/>
+        </w:rPr>
+        <w:t xml:space="preserve">gerarMovimentacao()</w:t>
+      </w:r>
+      <w:r>
+        <w:t xml:space="preserve">,</w:t>
+      </w:r>
+      <w:r>
+        <w:t xml:space="preserve"> </w:t>
+      </w:r>
+      <w:r>
+        <w:rPr>
+          <w:rStyle w:val="VerbatimChar"/>
+        </w:rPr>
+        <w:t xml:space="preserve">resolveStatusFinal()</w:t>
+      </w:r>
+      <w:r>
+        <w:t xml:space="preserve">),</w:t>
+      </w:r>
+      <w:r>
+        <w:t xml:space="preserve"> </w:t>
+      </w:r>
+      <w:r>
+        <w:rPr>
+          <w:rStyle w:val="VerbatimChar"/>
+        </w:rPr>
+        <w:t xml:space="preserve">EntOcoTratativa.php</w:t>
+      </w:r>
+      <w:r>
+        <w:t xml:space="preserve"> </w:t>
+      </w:r>
+      <w:r>
+        <w:t xml:space="preserve">(campos condicionais da linha de ação extra, espelhando</w:t>
+      </w:r>
+      <w:r>
+        <w:t xml:space="preserve"> </w:t>
+      </w:r>
+      <w:r>
+        <w:rPr>
+          <w:rStyle w:val="VerbatimChar"/>
+        </w:rPr>
+        <w:t xml:space="preserve">EntOcoSubtOcorrencia::defCamposAcao()</w:t>
+      </w:r>
+      <w:r>
+        <w:t xml:space="preserve">).</w:t>
+      </w:r>
+    </w:p>
+    <w:bookmarkEnd w:id="24"/>
+    <w:bookmarkStart w:id="25" w:name="X542e0c3f32f12e9502b0a5bc2ec997cb5ba83fc"/>
+    <w:p>
+      <w:pPr>
+        <w:pStyle w:val="Heading3"/>
+      </w:pPr>
+      <w:r>
+        <w:t xml:space="preserve">RN03.18 — Correção de bug: case 4 (Alterar Status) chamando</w:t>
+      </w:r>
+      <w:r>
+        <w:t xml:space="preserve"> </w:t>
+      </w:r>
+      <w:r>
+        <w:rPr>
+          <w:rStyle w:val="VerbatimChar"/>
+        </w:rPr>
+        <w:t xml:space="preserve">gerarMovimentacao()</w:t>
+      </w:r>
+      <w:r>
+        <w:t xml:space="preserve"> </w:t>
+      </w:r>
+      <w:r>
+        <w:t xml:space="preserve">(confirmado)</w:t>
+      </w:r>
+    </w:p>
+    <w:p>
+      <w:pPr>
+        <w:pStyle w:val="FirstParagraph"/>
+      </w:pPr>
+      <w:r>
+        <w:rPr>
+          <w:b/>
+          <w:bCs/>
+        </w:rPr>
+        <w:t xml:space="preserve">Situação atual:</w:t>
+      </w:r>
+      <w:r>
+        <w:t xml:space="preserve"> </w:t>
+      </w:r>
+      <w:r>
+        <w:t xml:space="preserve">em</w:t>
+      </w:r>
+      <w:r>
+        <w:t xml:space="preserve"> </w:t>
+      </w:r>
+      <w:r>
+        <w:rPr>
+          <w:rStyle w:val="VerbatimChar"/>
+        </w:rPr>
+        <w:t xml:space="preserve">store()</w:t>
+      </w:r>
+      <w:r>
+        <w:t xml:space="preserve">, o</w:t>
+      </w:r>
+      <w:r>
+        <w:t xml:space="preserve"> </w:t>
+      </w:r>
+      <w:r>
+        <w:rPr>
+          <w:rStyle w:val="VerbatimChar"/>
+        </w:rPr>
+        <w:t xml:space="preserve">switch</w:t>
+      </w:r>
+      <w:r>
+        <w:t xml:space="preserve"> </w:t>
+      </w:r>
+      <w:r>
+        <w:t xml:space="preserve">de tipos de ação tem um</w:t>
+      </w:r>
+      <w:r>
+        <w:t xml:space="preserve"> </w:t>
+      </w:r>
+      <w:r>
+        <w:rPr>
+          <w:rStyle w:val="VerbatimChar"/>
+        </w:rPr>
+        <w:t xml:space="preserve">case 4</w:t>
+      </w:r>
+      <w:r>
+        <w:t xml:space="preserve"> </w:t>
+      </w:r>
+      <w:r>
+        <w:t xml:space="preserve">(Alterar Status) que, por engano, executa o mesmo bloco de código do</w:t>
+      </w:r>
+      <w:r>
+        <w:t xml:space="preserve"> </w:t>
+      </w:r>
+      <w:r>
+        <w:rPr>
+          <w:rStyle w:val="VerbatimChar"/>
+        </w:rPr>
+        <w:t xml:space="preserve">case 3</w:t>
+      </w:r>
+      <w:r>
+        <w:t xml:space="preserve"> </w:t>
+      </w:r>
+      <w:r>
+        <w:t xml:space="preserve">(Gerar Movimentação) — ou seja, chama</w:t>
+      </w:r>
+      <w:r>
+        <w:t xml:space="preserve"> </w:t>
+      </w:r>
+      <w:r>
+        <w:rPr>
+          <w:rStyle w:val="VerbatimChar"/>
+        </w:rPr>
+        <w:t xml:space="preserve">gerarMovimentacao()</w:t>
+      </w:r>
+      <w:r>
+        <w:t xml:space="preserve"> </w:t>
+      </w:r>
+      <w:r>
+        <w:t xml:space="preserve">indevidamente ao processar uma ação que deveria apenas alterar status.</w:t>
+      </w:r>
+    </w:p>
+    <w:p>
+      <w:pPr>
+        <w:pStyle w:val="BodyText"/>
+      </w:pPr>
+      <w:r>
+        <w:rPr>
+          <w:b/>
+          <w:bCs/>
+        </w:rPr>
+        <w:t xml:space="preserve">O que muda:</w:t>
+      </w:r>
+      <w:r>
+        <w:t xml:space="preserve"> </w:t>
+      </w:r>
+      <w:r>
+        <w:t xml:space="preserve">- Separar o</w:t>
+      </w:r>
+      <w:r>
+        <w:t xml:space="preserve"> </w:t>
+      </w:r>
+      <w:r>
+        <w:rPr>
+          <w:rStyle w:val="VerbatimChar"/>
+        </w:rPr>
+        <w:t xml:space="preserve">case 4</w:t>
+      </w:r>
+      <w:r>
+        <w:t xml:space="preserve"> </w:t>
+      </w:r>
+      <w:r>
+        <w:t xml:space="preserve">em lógica própria: apenas resolve o</w:t>
+      </w:r>
+      <w:r>
+        <w:t xml:space="preserve"> </w:t>
+      </w:r>
+      <w:r>
+        <w:rPr>
+          <w:rStyle w:val="VerbatimChar"/>
+        </w:rPr>
+        <w:t xml:space="preserve">stt_id</w:t>
+      </w:r>
+      <w:r>
+        <w:t xml:space="preserve"> </w:t>
+      </w:r>
+      <w:r>
+        <w:t xml:space="preserve">alvo da ação,</w:t>
+      </w:r>
+      <w:r>
+        <w:t xml:space="preserve"> </w:t>
+      </w:r>
+      <w:r>
+        <w:rPr>
+          <w:b/>
+          <w:bCs/>
+        </w:rPr>
+        <w:t xml:space="preserve">sem</w:t>
+      </w:r>
+      <w:r>
+        <w:t xml:space="preserve"> </w:t>
+      </w:r>
+      <w:r>
+        <w:t xml:space="preserve">chamar</w:t>
+      </w:r>
+      <w:r>
+        <w:t xml:space="preserve"> </w:t>
+      </w:r>
+      <w:r>
+        <w:rPr>
+          <w:rStyle w:val="VerbatimChar"/>
+        </w:rPr>
+        <w:t xml:space="preserve">gerarMovimentacao()</w:t>
+      </w:r>
+      <w:r>
+        <w:t xml:space="preserve">/</w:t>
+      </w:r>
+      <w:r>
+        <w:rPr>
+          <w:rStyle w:val="VerbatimChar"/>
+        </w:rPr>
+        <w:t xml:space="preserve">geraMovimentoRequisicoes</w:t>
       </w:r>
       <w:r>
         <w:t xml:space="preserve">.</w:t>
+      </w:r>
+    </w:p>
+    <w:p>
+      <w:pPr>
+        <w:pStyle w:val="BodyText"/>
+      </w:pPr>
+      <w:r>
+        <w:rPr>
+          <w:b/>
+          <w:bCs/>
+        </w:rPr>
+        <w:t xml:space="preserve">Arquivos afetados:</w:t>
+      </w:r>
+      <w:r>
+        <w:t xml:space="preserve"> </w:t>
+      </w:r>
+      <w:r>
+        <w:rPr>
+          <w:rStyle w:val="VerbatimChar"/>
+        </w:rPr>
+        <w:t xml:space="preserve">OcoTrataOcorrencia.php</w:t>
+      </w:r>
+      <w:r>
+        <w:t xml:space="preserve"> </w:t>
+      </w:r>
+      <w:r>
+        <w:t xml:space="preserve">(</w:t>
+      </w:r>
+      <w:r>
+        <w:rPr>
+          <w:rStyle w:val="VerbatimChar"/>
+        </w:rPr>
+        <w:t xml:space="preserve">store()</w:t>
+      </w:r>
+      <w:r>
+        <w:t xml:space="preserve">,</w:t>
+      </w:r>
+      <w:r>
+        <w:t xml:space="preserve"> </w:t>
+      </w:r>
+      <w:r>
+        <w:rPr>
+          <w:rStyle w:val="VerbatimChar"/>
+        </w:rPr>
+        <w:t xml:space="preserve">switch</w:t>
+      </w:r>
+      <w:r>
+        <w:t xml:space="preserve"> </w:t>
+      </w:r>
+      <w:r>
+        <w:t xml:space="preserve">de tipos de ação).</w:t>
+      </w:r>
+    </w:p>
+    <w:bookmarkEnd w:id="25"/>
+    <w:bookmarkStart w:id="26" w:name="Xd332f4161c9e048e7b7089cad5d7a0ca7b90ba5"/>
+    <w:p>
+      <w:pPr>
+        <w:pStyle w:val="Heading3"/>
+      </w:pPr>
+      <w:r>
+        <w:t xml:space="preserve">RN03.18.1 — Reescrita da definição de status final</w:t>
+      </w:r>
+    </w:p>
+    <w:p>
+      <w:pPr>
+        <w:pStyle w:val="FirstParagraph"/>
+      </w:pPr>
+      <w:r>
+        <w:rPr>
+          <w:b/>
+          <w:bCs/>
+        </w:rPr>
+        <w:t xml:space="preserve">Situação atual:</w:t>
+      </w:r>
+      <w:r>
+        <w:t xml:space="preserve"> </w:t>
+      </w:r>
+      <w:r>
+        <w:t xml:space="preserve">a lógica que determina o</w:t>
+      </w:r>
+      <w:r>
+        <w:t xml:space="preserve"> </w:t>
+      </w:r>
+      <w:r>
+        <w:rPr>
+          <w:rStyle w:val="VerbatimChar"/>
+        </w:rPr>
+        <w:t xml:space="preserve">stt_id</w:t>
+      </w:r>
+      <w:r>
+        <w:t xml:space="preserve"> </w:t>
+      </w:r>
+      <w:r>
+        <w:t xml:space="preserve">final da ocorrência ao concluir a tratativa não segue de forma confiável a configuração de</w:t>
+      </w:r>
+      <w:r>
+        <w:t xml:space="preserve"> </w:t>
+      </w:r>
+      <w:r>
+        <w:t xml:space="preserve">“Alterar Status”</w:t>
+      </w:r>
+      <w:r>
+        <w:t xml:space="preserve"> </w:t>
+      </w:r>
+      <w:r>
+        <w:t xml:space="preserve">do subtipo (consequência direta do bug do</w:t>
+      </w:r>
+      <w:r>
+        <w:t xml:space="preserve"> </w:t>
+      </w:r>
+      <w:r>
+        <w:rPr>
+          <w:rStyle w:val="VerbatimChar"/>
+        </w:rPr>
+        <w:t xml:space="preserve">case 4</w:t>
+      </w:r>
+      <w:r>
+        <w:t xml:space="preserve">).</w:t>
+      </w:r>
+    </w:p>
+    <w:p>
+      <w:pPr>
+        <w:pStyle w:val="BodyText"/>
+      </w:pPr>
+      <w:r>
+        <w:rPr>
+          <w:b/>
+          <w:bCs/>
+        </w:rPr>
+        <w:t xml:space="preserve">O que muda:</w:t>
+      </w:r>
+      <w:r>
+        <w:t xml:space="preserve"> </w:t>
+      </w:r>
+      <w:r>
+        <w:t xml:space="preserve">- Reescrever a definição de</w:t>
+      </w:r>
+      <w:r>
+        <w:t xml:space="preserve"> </w:t>
+      </w:r>
+      <w:r>
+        <w:rPr>
+          <w:rStyle w:val="VerbatimChar"/>
+        </w:rPr>
+        <w:t xml:space="preserve">stt_id</w:t>
+      </w:r>
+      <w:r>
+        <w:t xml:space="preserve"> </w:t>
+      </w:r>
+      <w:r>
+        <w:t xml:space="preserve">final em</w:t>
+      </w:r>
+      <w:r>
+        <w:t xml:space="preserve"> </w:t>
+      </w:r>
+      <w:r>
+        <w:rPr>
+          <w:rStyle w:val="VerbatimChar"/>
+        </w:rPr>
+        <w:t xml:space="preserve">store()</w:t>
+      </w:r>
+      <w:r>
+        <w:t xml:space="preserve">:</w:t>
+      </w:r>
+      <w:r>
+        <w:t xml:space="preserve"> </w:t>
+      </w:r>
+      <w:r>
+        <w:t xml:space="preserve">- buscar, entre as ações executadas na tratativa, se há alguma do tipo</w:t>
+      </w:r>
+      <w:r>
+        <w:t xml:space="preserve"> </w:t>
+      </w:r>
+      <w:r>
+        <w:t xml:space="preserve">“Alterar Status”</w:t>
+      </w:r>
+      <w:r>
+        <w:t xml:space="preserve"> </w:t>
+      </w:r>
+      <w:r>
+        <w:t xml:space="preserve">(</w:t>
+      </w:r>
+      <w:r>
+        <w:rPr>
+          <w:rStyle w:val="VerbatimChar"/>
+        </w:rPr>
+        <w:t xml:space="preserve">tpa_tipo='4'</w:t>
+      </w:r>
+      <w:r>
+        <w:t xml:space="preserve"> </w:t>
+      </w:r>
+      <w:r>
+        <w:t xml:space="preserve">no catálogo T8 —</w:t>
+      </w:r>
+      <w:r>
+        <w:t xml:space="preserve"> </w:t>
+      </w:r>
+      <w:r>
+        <w:rPr>
+          <w:rStyle w:val="VerbatimChar"/>
+        </w:rPr>
+        <w:t xml:space="preserve">OcoTipoAcao</w:t>
+      </w:r>
+      <w:r>
+        <w:t xml:space="preserve">) vinculada ao subtipo;</w:t>
+      </w:r>
+      <w:r>
+        <w:t xml:space="preserve"> </w:t>
+      </w:r>
+      <w:r>
+        <w:t xml:space="preserve">- se sim, usar o</w:t>
+      </w:r>
+      <w:r>
+        <w:t xml:space="preserve"> </w:t>
+      </w:r>
+      <w:r>
+        <w:rPr>
+          <w:rStyle w:val="VerbatimChar"/>
+        </w:rPr>
+        <w:t xml:space="preserve">stt_id</w:t>
+      </w:r>
+      <w:r>
+        <w:t xml:space="preserve"> </w:t>
+      </w:r>
+      <w:r>
+        <w:t xml:space="preserve">configurado em</w:t>
+      </w:r>
+      <w:r>
+        <w:t xml:space="preserve"> </w:t>
+      </w:r>
+      <w:r>
+        <w:rPr>
+          <w:rStyle w:val="VerbatimChar"/>
+        </w:rPr>
+        <w:t xml:space="preserve">oco_subt_ocorrencia_acao.stt_id</w:t>
+      </w:r>
+      <w:r>
+        <w:t xml:space="preserve"> </w:t>
+      </w:r>
+      <w:r>
+        <w:t xml:space="preserve">dessa ação;</w:t>
+      </w:r>
+      <w:r>
+        <w:t xml:space="preserve"> </w:t>
+      </w:r>
+      <w:r>
+        <w:t xml:space="preserve">- se não, usar</w:t>
+      </w:r>
+      <w:r>
+        <w:t xml:space="preserve"> </w:t>
+      </w:r>
+      <w:r>
+        <w:rPr>
+          <w:rStyle w:val="VerbatimChar"/>
+        </w:rPr>
+        <w:t xml:space="preserve">stt_id = 30</w:t>
+      </w:r>
+      <w:r>
+        <w:t xml:space="preserve"> </w:t>
+      </w:r>
+      <w:r>
+        <w:t xml:space="preserve">(Finalizada —</w:t>
+      </w:r>
+      <w:r>
+        <w:t xml:space="preserve"> </w:t>
+      </w:r>
+      <w:r>
+        <w:t xml:space="preserve">“concluída”</w:t>
+      </w:r>
+      <w:r>
+        <w:t xml:space="preserve">, decisão 4, Seção 1).</w:t>
+      </w:r>
+    </w:p>
+    <w:p>
+      <w:pPr>
+        <w:pStyle w:val="BodyText"/>
+      </w:pPr>
+      <w:r>
+        <w:rPr>
+          <w:b/>
+          <w:bCs/>
+        </w:rPr>
+        <w:t xml:space="preserve">Arquivos afetados:</w:t>
+      </w:r>
+      <w:r>
+        <w:t xml:space="preserve"> </w:t>
+      </w:r>
+      <w:r>
+        <w:rPr>
+          <w:rStyle w:val="VerbatimChar"/>
+        </w:rPr>
+        <w:t xml:space="preserve">OcoTrataOcorrencia.php</w:t>
+      </w:r>
+      <w:r>
+        <w:t xml:space="preserve"> </w:t>
+      </w:r>
+      <w:r>
+        <w:t xml:space="preserve">(</w:t>
+      </w:r>
+      <w:r>
+        <w:rPr>
+          <w:rStyle w:val="VerbatimChar"/>
+        </w:rPr>
+        <w:t xml:space="preserve">store()</w:t>
+      </w:r>
+      <w:r>
+        <w:t xml:space="preserve">). Depende da correção RN03.18 (case 4).</w:t>
+      </w:r>
+    </w:p>
+    <w:bookmarkEnd w:id="26"/>
+    <w:bookmarkStart w:id="27" w:name="X75989861df6837d36563bea5b42d59bfa9ceb41"/>
+    <w:p>
+      <w:pPr>
+        <w:pStyle w:val="Heading3"/>
+      </w:pPr>
+      <w:r>
+        <w:t xml:space="preserve">RN03.18.2 — Confirmação MSG 6 antes de submeter (front-end apenas)</w:t>
+      </w:r>
+    </w:p>
+    <w:p>
+      <w:pPr>
+        <w:pStyle w:val="FirstParagraph"/>
+      </w:pPr>
+      <w:r>
+        <w:rPr>
+          <w:b/>
+          <w:bCs/>
+        </w:rPr>
+        <w:t xml:space="preserve">Situação atual:</w:t>
+      </w:r>
+      <w:r>
+        <w:t xml:space="preserve"> </w:t>
+      </w:r>
+      <w:r>
+        <w:t xml:space="preserve">o formulário de tratativa submete diretamente via</w:t>
+      </w:r>
+      <w:r>
+        <w:t xml:space="preserve"> </w:t>
+      </w:r>
+      <w:r>
+        <w:rPr>
+          <w:rStyle w:val="VerbatimChar"/>
+        </w:rPr>
+        <w:t xml:space="preserve">submeteForm()</w:t>
+      </w:r>
+      <w:r>
+        <w:t xml:space="preserve">, sem alerta prévio quando a ação</w:t>
+      </w:r>
+      <w:r>
+        <w:t xml:space="preserve"> </w:t>
+      </w:r>
+      <w:r>
+        <w:t xml:space="preserve">“Gerar Movimentação”</w:t>
+      </w:r>
+      <w:r>
+        <w:t xml:space="preserve"> </w:t>
+      </w:r>
+      <w:r>
+        <w:t xml:space="preserve">está selecionada.</w:t>
+      </w:r>
+    </w:p>
+    <w:p>
+      <w:pPr>
+        <w:pStyle w:val="BodyText"/>
+      </w:pPr>
+      <w:r>
+        <w:rPr>
+          <w:b/>
+          <w:bCs/>
+        </w:rPr>
+        <w:t xml:space="preserve">O que muda:</w:t>
+      </w:r>
+      <w:r>
+        <w:t xml:space="preserve"> </w:t>
+      </w:r>
+      <w:r>
+        <w:t xml:space="preserve">- Ajuste</w:t>
+      </w:r>
+      <w:r>
+        <w:t xml:space="preserve"> </w:t>
+      </w:r>
+      <w:r>
+        <w:rPr>
+          <w:b/>
+          <w:bCs/>
+        </w:rPr>
+        <w:t xml:space="preserve">apenas de front-end</w:t>
+      </w:r>
+      <w:r>
+        <w:t xml:space="preserve">: antes de submeter o formulário de tratativa, se houver ação</w:t>
+      </w:r>
+      <w:r>
+        <w:t xml:space="preserve"> </w:t>
+      </w:r>
+      <w:r>
+        <w:t xml:space="preserve">“Gerar Movimentação”</w:t>
+      </w:r>
+      <w:r>
+        <w:t xml:space="preserve"> </w:t>
+      </w:r>
+      <w:r>
+        <w:t xml:space="preserve">selecionada entre as ações marcadas, disparar</w:t>
+      </w:r>
+      <w:r>
+        <w:t xml:space="preserve"> </w:t>
+      </w:r>
+      <w:r>
+        <w:rPr>
+          <w:rStyle w:val="VerbatimChar"/>
+        </w:rPr>
+        <w:t xml:space="preserve">boxAlert(6, ...)</w:t>
+      </w:r>
+      <w:r>
+        <w:t xml:space="preserve"> </w:t>
+      </w:r>
+      <w:r>
+        <w:t xml:space="preserve">(confirmação, conforme</w:t>
+      </w:r>
+      <w:r>
+        <w:t xml:space="preserve"> </w:t>
+      </w:r>
+      <w:r>
+        <w:rPr>
+          <w:rStyle w:val="VerbatimChar"/>
+        </w:rPr>
+        <w:t xml:space="preserve">rascunho-runtime-js.md</w:t>
+      </w:r>
+      <w:r>
+        <w:t xml:space="preserve">) antes de chamar</w:t>
+      </w:r>
+      <w:r>
+        <w:t xml:space="preserve"> </w:t>
+      </w:r>
+      <w:r>
+        <w:rPr>
+          <w:rStyle w:val="VerbatimChar"/>
+        </w:rPr>
+        <w:t xml:space="preserve">submeteForm()</w:t>
+      </w:r>
+      <w:r>
+        <w:t xml:space="preserve">.</w:t>
+      </w:r>
+      <w:r>
+        <w:t xml:space="preserve"> </w:t>
+      </w:r>
+      <w:r>
+        <w:t xml:space="preserve">-</w:t>
+      </w:r>
+      <w:r>
+        <w:t xml:space="preserve"> </w:t>
+      </w:r>
+      <w:r>
+        <w:rPr>
+          <w:b/>
+          <w:bCs/>
+        </w:rPr>
+        <w:t xml:space="preserve">Sem mudança de contrato</w:t>
+      </w:r>
+      <w:r>
+        <w:t xml:space="preserve"> </w:t>
+      </w:r>
+      <w:r>
+        <w:t xml:space="preserve">no</w:t>
+      </w:r>
+      <w:r>
+        <w:t xml:space="preserve"> </w:t>
+      </w:r>
+      <w:r>
+        <w:rPr>
+          <w:rStyle w:val="VerbatimChar"/>
+        </w:rPr>
+        <w:t xml:space="preserve">store()</w:t>
+      </w:r>
+      <w:r>
+        <w:t xml:space="preserve"> </w:t>
+      </w:r>
+      <w:r>
+        <w:t xml:space="preserve">do controller — é só uma confirmação adicional client-side antes do POST já existente.</w:t>
+      </w:r>
+    </w:p>
+    <w:p>
+      <w:pPr>
+        <w:pStyle w:val="BodyText"/>
+      </w:pPr>
+      <w:r>
+        <w:rPr>
+          <w:b/>
+          <w:bCs/>
+        </w:rPr>
+        <w:t xml:space="preserve">Arquivos afetados:</w:t>
+      </w:r>
+      <w:r>
+        <w:t xml:space="preserve"> </w:t>
+      </w:r>
+      <w:r>
+        <w:t xml:space="preserve">view/JS da tela T12 (arquivo JS da tela ou bloco de script da view de</w:t>
+      </w:r>
+      <w:r>
+        <w:t xml:space="preserve"> </w:t>
+      </w:r>
+      <w:r>
+        <w:rPr>
+          <w:rStyle w:val="VerbatimChar"/>
+        </w:rPr>
+        <w:t xml:space="preserve">finalizar()</w:t>
+      </w:r>
+      <w:r>
+        <w:t xml:space="preserve">).</w:t>
+      </w:r>
+    </w:p>
+    <w:bookmarkEnd w:id="27"/>
+    <w:bookmarkStart w:id="28" w:name="rns-sem-alteração-necessária-2"/>
+    <w:p>
+      <w:pPr>
+        <w:pStyle w:val="Heading3"/>
+      </w:pPr>
+      <w:r>
+        <w:t xml:space="preserve">RNs sem alteração necessária</w:t>
+      </w:r>
+    </w:p>
+    <w:p>
+      <w:pPr>
+        <w:pStyle w:val="FirstParagraph"/>
+      </w:pPr>
+      <w:r>
+        <w:t xml:space="preserve">RN02.1–04, RN03.1–14, RN03.16–17 já implementadas sem gap — não tocar.</w:t>
       </w:r>
     </w:p>
     <w:p>
@@ -5400,14 +6893,15 @@
         </w:pict>
       </w:r>
     </w:p>
-    <w:bookmarkEnd w:id="30"/>
-    <w:bookmarkStart w:id="31" w:name="critérios-de-pronto"/>
+    <w:bookmarkEnd w:id="28"/>
+    <w:bookmarkEnd w:id="29"/>
+    <w:bookmarkStart w:id="30" w:name="itens-fora-de-escopo-deste-ciclo"/>
     <w:p>
       <w:pPr>
         <w:pStyle w:val="Heading2"/>
       </w:pPr>
       <w:r>
-        <w:t xml:space="preserve">9. Critérios de pronto</w:t>
+        <w:t xml:space="preserve">8. Itens fora de escopo deste ciclo</w:t>
       </w:r>
     </w:p>
     <w:p>
@@ -5419,19 +6913,34 @@
         </w:numPr>
       </w:pPr>
       <w:r>
-        <w:t xml:space="preserve">Todos os arquivos residuais listados na Seção 3 removidos, sem quebra de rotas/classmap (</w:t>
-      </w:r>
-      <w:r>
-        <w:rPr>
-          <w:rStyle w:val="VerbatimChar"/>
-        </w:rPr>
-        <w:t xml:space="preserve">composer dump-autoload</w:t>
-      </w:r>
-      <w:r>
-        <w:t xml:space="preserve"> </w:t>
-      </w:r>
-      <w:r>
-        <w:t xml:space="preserve">limpo).</w:t>
+        <w:rPr>
+          <w:rStyle w:val="VerbatimChar"/>
+          <w:b/>
+          <w:bCs/>
+        </w:rPr>
+        <w:t xml:space="preserve">Buscas/buscaProdutoporLote</w:t>
+      </w:r>
+      <w:r>
+        <w:t xml:space="preserve"> </w:t>
+      </w:r>
+      <w:r>
+        <w:t xml:space="preserve">e integração</w:t>
+      </w:r>
+      <w:r>
+        <w:t xml:space="preserve"> </w:t>
+      </w:r>
+      <w:r>
+        <w:rPr>
+          <w:b/>
+          <w:bCs/>
+        </w:rPr>
+        <w:t xml:space="preserve">E075PRO/E207DLS</w:t>
+      </w:r>
+      <w:r>
+        <w:t xml:space="preserve"> </w:t>
+      </w:r>
+      <w:r>
+        <w:t xml:space="preserve">— não investigar, não alterar. Qualquer problema encontrado aqui durante os testes deve ser tratado como bug novo, fora deste plano.</w:t>
       </w:r>
     </w:p>
     <w:p>
@@ -5443,50 +6952,38 @@
         </w:numPr>
       </w:pPr>
       <w:r>
-        <w:t xml:space="preserve">Migration</w:t>
-      </w:r>
-      <w:r>
-        <w:t xml:space="preserve"> </w:t>
-      </w:r>
-      <w:r>
-        <w:rPr>
-          <w:rStyle w:val="VerbatimChar"/>
-        </w:rPr>
-        <w:t xml:space="preserve">sta_fina</w:t>
-      </w:r>
-      <w:r>
-        <w:t xml:space="preserve"> </w:t>
-      </w:r>
-      <w:r>
-        <w:t xml:space="preserve">aplicada em</w:t>
-      </w:r>
-      <w:r>
-        <w:t xml:space="preserve"> </w:t>
-      </w:r>
-      <w:r>
-        <w:rPr>
-          <w:rStyle w:val="VerbatimChar"/>
-        </w:rPr>
-        <w:t xml:space="preserve">dev_ocorrencia_db</w:t>
-      </w:r>
-      <w:r>
-        <w:t xml:space="preserve">; produção</w:t>
-      </w:r>
-      <w:r>
-        <w:t xml:space="preserve"> </w:t>
-      </w:r>
-      <w:r>
-        <w:rPr>
-          <w:b/>
-          <w:bCs/>
-        </w:rPr>
-        <w:t xml:space="preserve">não tocada</w:t>
-      </w:r>
-      <w:r>
-        <w:t xml:space="preserve"> </w:t>
-      </w:r>
-      <w:r>
-        <w:t xml:space="preserve">sem nova confirmação explícita.</w:t>
+        <w:rPr>
+          <w:b/>
+          <w:bCs/>
+        </w:rPr>
+        <w:t xml:space="preserve">Ícones/cores</w:t>
+      </w:r>
+      <w:r>
+        <w:t xml:space="preserve"> </w:t>
+      </w:r>
+      <w:r>
+        <w:t xml:space="preserve">— manter o padrão visual atual do sistema (</w:t>
+      </w:r>
+      <w:r>
+        <w:rPr>
+          <w:rStyle w:val="VerbatimChar"/>
+        </w:rPr>
+        <w:t xml:space="preserve">fas fa-check</w:t>
+      </w:r>
+      <w:r>
+        <w:t xml:space="preserve">, classes</w:t>
+      </w:r>
+      <w:r>
+        <w:t xml:space="preserve"> </w:t>
+      </w:r>
+      <w:r>
+        <w:rPr>
+          <w:rStyle w:val="VerbatimChar"/>
+        </w:rPr>
+        <w:t xml:space="preserve">btn-outline-*</w:t>
+      </w:r>
+      <w:r>
+        <w:t xml:space="preserve">); não alinhar aos hex/ícones exatos descritos nos documentos de requisito v1.4/v1.5/v1.6.</w:t>
       </w:r>
     </w:p>
     <w:p>
@@ -5498,91 +6995,32 @@
         </w:numPr>
       </w:pPr>
       <w:r>
-        <w:t xml:space="preserve">T9:</w:t>
-      </w:r>
-      <w:r>
-        <w:t xml:space="preserve"> </w:t>
-      </w:r>
-      <w:r>
-        <w:rPr>
-          <w:rStyle w:val="VerbatimChar"/>
-        </w:rPr>
-        <w:t xml:space="preserve">sut_fina</w:t>
-      </w:r>
-      <w:r>
-        <w:t xml:space="preserve"> </w:t>
-      </w:r>
-      <w:r>
-        <w:t xml:space="preserve">não é mais editável em Dados Gerais;</w:t>
-      </w:r>
-      <w:r>
-        <w:t xml:space="preserve"> </w:t>
-      </w:r>
-      <w:r>
-        <w:rPr>
-          <w:rStyle w:val="VerbatimChar"/>
-        </w:rPr>
-        <w:t xml:space="preserve">sta_fina</w:t>
-      </w:r>
-      <w:r>
-        <w:t xml:space="preserve"> </w:t>
-      </w:r>
-      <w:r>
-        <w:t xml:space="preserve">funcional por linha em Ações;</w:t>
-      </w:r>
-      <w:r>
-        <w:t xml:space="preserve"> </w:t>
-      </w:r>
-      <w:r>
-        <w:rPr>
-          <w:rStyle w:val="VerbatimChar"/>
-        </w:rPr>
-        <w:t xml:space="preserve">sut_fina</w:t>
-      </w:r>
-      <w:r>
-        <w:t xml:space="preserve"> </w:t>
-      </w:r>
-      <w:r>
-        <w:t xml:space="preserve">calculado corretamente em</w:t>
-      </w:r>
-      <w:r>
-        <w:t xml:space="preserve"> </w:t>
-      </w:r>
-      <w:r>
-        <w:rPr>
-          <w:rStyle w:val="VerbatimChar"/>
-        </w:rPr>
-        <w:t xml:space="preserve">store()</w:t>
-      </w:r>
-      <w:r>
-        <w:t xml:space="preserve">;</w:t>
-      </w:r>
-      <w:r>
-        <w:t xml:space="preserve"> </w:t>
-      </w:r>
-      <w:r>
-        <w:rPr>
-          <w:rStyle w:val="VerbatimChar"/>
-        </w:rPr>
-        <w:t xml:space="preserve">ativinativ()</w:t>
-      </w:r>
-      <w:r>
-        <w:t xml:space="preserve"> </w:t>
-      </w:r>
-      <w:r>
-        <w:t xml:space="preserve">bloqueia com listagem de pendências (MSG 14 +</w:t>
-      </w:r>
-      <w:r>
-        <w:t xml:space="preserve"> </w:t>
-      </w:r>
-      <w:r>
-        <w:rPr>
-          <w:rStyle w:val="VerbatimChar"/>
-        </w:rPr>
-        <w:t xml:space="preserve">dadosExtra</w:t>
-      </w:r>
-      <w:r>
-        <w:t xml:space="preserve">).</w:t>
+        <w:rPr>
+          <w:b/>
+          <w:bCs/>
+        </w:rPr>
+        <w:t xml:space="preserve">Resíduos em</w:t>
+      </w:r>
+      <w:r>
+        <w:rPr>
+          <w:b/>
+          <w:bCs/>
+        </w:rPr>
+        <w:t xml:space="preserve"> </w:t>
+      </w:r>
+      <w:r>
+        <w:rPr>
+          <w:rStyle w:val="VerbatimChar"/>
+          <w:b/>
+          <w:bCs/>
+        </w:rPr>
+        <w:t xml:space="preserve">app/Entities/Ocorrencia/*-DESK-DOUGLAS*.php</w:t>
+      </w:r>
+      <w:r>
+        <w:t xml:space="preserve"> </w:t>
+      </w:r>
+      <w:r>
+        <w:t xml:space="preserve">— não remover neste ciclo (não autorizado).</w:t>
       </w:r>
     </w:p>
     <w:p>
@@ -5594,106 +7032,17 @@
         </w:numPr>
       </w:pPr>
       <w:r>
-        <w:t xml:space="preserve">T11:</w:t>
-      </w:r>
-      <w:r>
-        <w:t xml:space="preserve"> </w:t>
-      </w:r>
-      <w:r>
-        <w:rPr>
-          <w:rStyle w:val="VerbatimChar"/>
-        </w:rPr>
-        <w:t xml:space="preserve">getStatusInicial()</w:t>
-      </w:r>
-      <w:r>
-        <w:t xml:space="preserve"> </w:t>
-      </w:r>
-      <w:r>
-        <w:t xml:space="preserve">implementado e usado em</w:t>
-      </w:r>
-      <w:r>
-        <w:t xml:space="preserve"> </w:t>
-      </w:r>
-      <w:r>
-        <w:rPr>
-          <w:rStyle w:val="VerbatimChar"/>
-        </w:rPr>
-        <w:t xml:space="preserve">store()</w:t>
-      </w:r>
-      <w:r>
-        <w:t xml:space="preserve">/</w:t>
-      </w:r>
-      <w:r>
-        <w:rPr>
-          <w:rStyle w:val="VerbatimChar"/>
-        </w:rPr>
-        <w:t xml:space="preserve">storetmp()</w:t>
-      </w:r>
-      <w:r>
-        <w:t xml:space="preserve">;</w:t>
-      </w:r>
-      <w:r>
-        <w:t xml:space="preserve"> </w:t>
-      </w:r>
-      <w:r>
-        <w:rPr>
-          <w:rStyle w:val="VerbatimChar"/>
-        </w:rPr>
-        <w:t xml:space="preserve">edit()</w:t>
-      </w:r>
-      <w:r>
-        <w:t xml:space="preserve">/</w:t>
-      </w:r>
-      <w:r>
-        <w:rPr>
-          <w:rStyle w:val="VerbatimChar"/>
-        </w:rPr>
-        <w:t xml:space="preserve">store()</w:t>
-      </w:r>
-      <w:r>
-        <w:t xml:space="preserve"> </w:t>
-      </w:r>
-      <w:r>
-        <w:t xml:space="preserve">bloqueiam alteração com</w:t>
-      </w:r>
-      <w:r>
-        <w:t xml:space="preserve"> </w:t>
-      </w:r>
-      <w:r>
-        <w:rPr>
-          <w:rStyle w:val="VerbatimChar"/>
-        </w:rPr>
-        <w:t xml:space="preserve">req_id</w:t>
-      </w:r>
-      <w:r>
-        <w:t xml:space="preserve">/</w:t>
-      </w:r>
-      <w:r>
-        <w:rPr>
-          <w:rStyle w:val="VerbatimChar"/>
-        </w:rPr>
-        <w:t xml:space="preserve">rep_id</w:t>
-      </w:r>
-      <w:r>
-        <w:t xml:space="preserve"> </w:t>
-      </w:r>
-      <w:r>
-        <w:t xml:space="preserve">preenchidos (MSG 15) tanto no front quanto no backend;</w:t>
-      </w:r>
-      <w:r>
-        <w:t xml:space="preserve"> </w:t>
-      </w:r>
-      <w:r>
-        <w:rPr>
-          <w:rStyle w:val="VerbatimChar"/>
-        </w:rPr>
-        <w:t xml:space="preserve">delete()</w:t>
-      </w:r>
-      <w:r>
-        <w:t xml:space="preserve"> </w:t>
-      </w:r>
-      <w:r>
-        <w:t xml:space="preserve">bloqueia exclusão fora da regra pendente/sem vínculo (MSG 3).</w:t>
+        <w:rPr>
+          <w:b/>
+          <w:bCs/>
+        </w:rPr>
+        <w:t xml:space="preserve">Deploy da migration em produção</w:t>
+      </w:r>
+      <w:r>
+        <w:t xml:space="preserve"> </w:t>
+      </w:r>
+      <w:r>
+        <w:t xml:space="preserve">— não incluído neste ciclo de codificação; requer confirmação explícita e separada do usuário (ver Seção 4 e documento de entrega).</w:t>
       </w:r>
     </w:p>
     <w:p>
@@ -5705,82 +7054,33 @@
         </w:numPr>
       </w:pPr>
       <w:r>
-        <w:t xml:space="preserve">T12: aba Ações permite adicionar ação extra via</w:t>
-      </w:r>
-      <w:r>
-        <w:t xml:space="preserve"> </w:t>
-      </w:r>
-      <w:r>
-        <w:rPr>
-          <w:rStyle w:val="VerbatimChar"/>
-        </w:rPr>
-        <w:t xml:space="preserve">criaSelectRelativo()</w:t>
-      </w:r>
-      <w:r>
-        <w:t xml:space="preserve">; exclusão bloqueada apenas para ações de origem;</w:t>
-      </w:r>
-      <w:r>
-        <w:t xml:space="preserve"> </w:t>
-      </w:r>
-      <w:r>
-        <w:rPr>
-          <w:rStyle w:val="VerbatimChar"/>
-        </w:rPr>
-        <w:t xml:space="preserve">case 4</w:t>
-      </w:r>
-      <w:r>
-        <w:t xml:space="preserve"> </w:t>
-      </w:r>
-      <w:r>
-        <w:t xml:space="preserve">não chama mais</w:t>
-      </w:r>
-      <w:r>
-        <w:t xml:space="preserve"> </w:t>
-      </w:r>
-      <w:r>
-        <w:rPr>
-          <w:rStyle w:val="VerbatimChar"/>
-        </w:rPr>
-        <w:t xml:space="preserve">gerarMovimentacao()</w:t>
-      </w:r>
-      <w:r>
-        <w:t xml:space="preserve">; status final segue a ação</w:t>
-      </w:r>
-      <w:r>
-        <w:t xml:space="preserve"> </w:t>
-      </w:r>
-      <w:r>
-        <w:t xml:space="preserve">“Alterar Status”</w:t>
-      </w:r>
-      <w:r>
-        <w:t xml:space="preserve"> </w:t>
-      </w:r>
-      <w:r>
-        <w:t xml:space="preserve">do subtipo quando existir, senão</w:t>
-      </w:r>
-      <w:r>
-        <w:t xml:space="preserve"> </w:t>
-      </w:r>
-      <w:r>
-        <w:rPr>
-          <w:rStyle w:val="VerbatimChar"/>
-        </w:rPr>
-        <w:t xml:space="preserve">stt_id=30</w:t>
-      </w:r>
-      <w:r>
-        <w:t xml:space="preserve">; confirmação MSG 6 disparada no front quando há ação</w:t>
-      </w:r>
-      <w:r>
-        <w:t xml:space="preserve"> </w:t>
-      </w:r>
-      <w:r>
-        <w:t xml:space="preserve">“Gerar Movimentação”</w:t>
-      </w:r>
-      <w:r>
-        <w:t xml:space="preserve"> </w:t>
-      </w:r>
-      <w:r>
-        <w:t xml:space="preserve">selecionada.</w:t>
+        <w:t xml:space="preserve">Qualquer RN não listada nas Seções 5, 6 e 7 como gap está fora de escopo por já estar conforme — não deve sofrer alteração</w:t>
+      </w:r>
+      <w:r>
+        <w:t xml:space="preserve"> </w:t>
+      </w:r>
+      <w:r>
+        <w:t xml:space="preserve">“de aproveitamento”</w:t>
+      </w:r>
+      <w:r>
+        <w:t xml:space="preserve">.</w:t>
+      </w:r>
+    </w:p>
+    <w:p>
+      <w:r>
+        <w:pict>
+          <v:rect style="width:0;height:1.5pt" o:hralign="center" o:hrstd="t" o:hr="t"/>
+        </w:pict>
+      </w:r>
+    </w:p>
+    <w:bookmarkEnd w:id="30"/>
+    <w:bookmarkStart w:id="31" w:name="critérios-de-pronto"/>
+    <w:p>
+      <w:pPr>
+        <w:pStyle w:val="Heading2"/>
+      </w:pPr>
+      <w:r>
+        <w:t xml:space="preserve">9. Critérios de pronto</w:t>
       </w:r>
     </w:p>
     <w:p>
@@ -5788,23 +7088,23 @@
         <w:pStyle w:val="Compact"/>
         <w:numPr>
           <w:ilvl w:val="0"/>
-          <w:numId w:val="1006"/>
+          <w:numId w:val="1007"/>
         </w:numPr>
       </w:pPr>
       <w:r>
-        <w:t xml:space="preserve">Nenhuma RN listada como</w:t>
-      </w:r>
-      <w:r>
-        <w:t xml:space="preserve"> </w:t>
-      </w:r>
-      <w:r>
-        <w:t xml:space="preserve">“sem alteração necessária”</w:t>
-      </w:r>
-      <w:r>
-        <w:t xml:space="preserve"> </w:t>
-      </w:r>
-      <w:r>
-        <w:t xml:space="preserve">neste documento foi tocada.</w:t>
+        <w:t xml:space="preserve">Todos os arquivos residuais listados na Seção 3 removidos, sem quebra de rotas/classmap (</w:t>
+      </w:r>
+      <w:r>
+        <w:rPr>
+          <w:rStyle w:val="VerbatimChar"/>
+        </w:rPr>
+        <w:t xml:space="preserve">composer dump-autoload</w:t>
+      </w:r>
+      <w:r>
+        <w:t xml:space="preserve"> </w:t>
+      </w:r>
+      <w:r>
+        <w:t xml:space="preserve">limpo).</w:t>
       </w:r>
     </w:p>
     <w:p>
@@ -5812,7 +7112,380 @@
         <w:pStyle w:val="Compact"/>
         <w:numPr>
           <w:ilvl w:val="0"/>
-          <w:numId w:val="1006"/>
+          <w:numId w:val="1007"/>
+        </w:numPr>
+      </w:pPr>
+      <w:r>
+        <w:t xml:space="preserve">Migration</w:t>
+      </w:r>
+      <w:r>
+        <w:t xml:space="preserve"> </w:t>
+      </w:r>
+      <w:r>
+        <w:rPr>
+          <w:rStyle w:val="VerbatimChar"/>
+        </w:rPr>
+        <w:t xml:space="preserve">sta_fina</w:t>
+      </w:r>
+      <w:r>
+        <w:t xml:space="preserve"> </w:t>
+      </w:r>
+      <w:r>
+        <w:t xml:space="preserve">aplicada em</w:t>
+      </w:r>
+      <w:r>
+        <w:t xml:space="preserve"> </w:t>
+      </w:r>
+      <w:r>
+        <w:rPr>
+          <w:rStyle w:val="VerbatimChar"/>
+        </w:rPr>
+        <w:t xml:space="preserve">dev_ocorrencia_db</w:t>
+      </w:r>
+      <w:r>
+        <w:t xml:space="preserve">; produção</w:t>
+      </w:r>
+      <w:r>
+        <w:t xml:space="preserve"> </w:t>
+      </w:r>
+      <w:r>
+        <w:rPr>
+          <w:b/>
+          <w:bCs/>
+        </w:rPr>
+        <w:t xml:space="preserve">não tocada</w:t>
+      </w:r>
+      <w:r>
+        <w:t xml:space="preserve"> </w:t>
+      </w:r>
+      <w:r>
+        <w:t xml:space="preserve">sem nova confirmação explícita.</w:t>
+      </w:r>
+    </w:p>
+    <w:p>
+      <w:pPr>
+        <w:pStyle w:val="Compact"/>
+        <w:numPr>
+          <w:ilvl w:val="0"/>
+          <w:numId w:val="1007"/>
+        </w:numPr>
+      </w:pPr>
+      <w:r>
+        <w:t xml:space="preserve">T9:</w:t>
+      </w:r>
+      <w:r>
+        <w:t xml:space="preserve"> </w:t>
+      </w:r>
+      <w:r>
+        <w:rPr>
+          <w:rStyle w:val="VerbatimChar"/>
+        </w:rPr>
+        <w:t xml:space="preserve">sut_fina</w:t>
+      </w:r>
+      <w:r>
+        <w:t xml:space="preserve"> </w:t>
+      </w:r>
+      <w:r>
+        <w:t xml:space="preserve">não é mais editável em Dados Gerais;</w:t>
+      </w:r>
+      <w:r>
+        <w:t xml:space="preserve"> </w:t>
+      </w:r>
+      <w:r>
+        <w:rPr>
+          <w:rStyle w:val="VerbatimChar"/>
+        </w:rPr>
+        <w:t xml:space="preserve">sta_fina</w:t>
+      </w:r>
+      <w:r>
+        <w:t xml:space="preserve"> </w:t>
+      </w:r>
+      <w:r>
+        <w:t xml:space="preserve">funcional por linha em Ações;</w:t>
+      </w:r>
+      <w:r>
+        <w:t xml:space="preserve"> </w:t>
+      </w:r>
+      <w:r>
+        <w:rPr>
+          <w:rStyle w:val="VerbatimChar"/>
+        </w:rPr>
+        <w:t xml:space="preserve">sut_fina</w:t>
+      </w:r>
+      <w:r>
+        <w:t xml:space="preserve"> </w:t>
+      </w:r>
+      <w:r>
+        <w:t xml:space="preserve">calculado corretamente em</w:t>
+      </w:r>
+      <w:r>
+        <w:t xml:space="preserve"> </w:t>
+      </w:r>
+      <w:r>
+        <w:rPr>
+          <w:rStyle w:val="VerbatimChar"/>
+        </w:rPr>
+        <w:t xml:space="preserve">store()</w:t>
+      </w:r>
+      <w:r>
+        <w:t xml:space="preserve">;</w:t>
+      </w:r>
+      <w:r>
+        <w:t xml:space="preserve"> </w:t>
+      </w:r>
+      <w:r>
+        <w:rPr>
+          <w:rStyle w:val="VerbatimChar"/>
+        </w:rPr>
+        <w:t xml:space="preserve">ativinativ()</w:t>
+      </w:r>
+      <w:r>
+        <w:t xml:space="preserve"> </w:t>
+      </w:r>
+      <w:r>
+        <w:t xml:space="preserve">bloqueia com listagem de pendências (MSG 14 +</w:t>
+      </w:r>
+      <w:r>
+        <w:t xml:space="preserve"> </w:t>
+      </w:r>
+      <w:r>
+        <w:rPr>
+          <w:rStyle w:val="VerbatimChar"/>
+        </w:rPr>
+        <w:t xml:space="preserve">dadosExtra</w:t>
+      </w:r>
+      <w:r>
+        <w:t xml:space="preserve">).</w:t>
+      </w:r>
+    </w:p>
+    <w:p>
+      <w:pPr>
+        <w:pStyle w:val="Compact"/>
+        <w:numPr>
+          <w:ilvl w:val="0"/>
+          <w:numId w:val="1007"/>
+        </w:numPr>
+      </w:pPr>
+      <w:r>
+        <w:t xml:space="preserve">T11:</w:t>
+      </w:r>
+      <w:r>
+        <w:t xml:space="preserve"> </w:t>
+      </w:r>
+      <w:r>
+        <w:rPr>
+          <w:rStyle w:val="VerbatimChar"/>
+        </w:rPr>
+        <w:t xml:space="preserve">getStatusInicial()</w:t>
+      </w:r>
+      <w:r>
+        <w:t xml:space="preserve"> </w:t>
+      </w:r>
+      <w:r>
+        <w:t xml:space="preserve">implementado e usado em</w:t>
+      </w:r>
+      <w:r>
+        <w:t xml:space="preserve"> </w:t>
+      </w:r>
+      <w:r>
+        <w:rPr>
+          <w:rStyle w:val="VerbatimChar"/>
+        </w:rPr>
+        <w:t xml:space="preserve">store()</w:t>
+      </w:r>
+      <w:r>
+        <w:t xml:space="preserve">/</w:t>
+      </w:r>
+      <w:r>
+        <w:rPr>
+          <w:rStyle w:val="VerbatimChar"/>
+        </w:rPr>
+        <w:t xml:space="preserve">storetmp()</w:t>
+      </w:r>
+      <w:r>
+        <w:t xml:space="preserve">;</w:t>
+      </w:r>
+      <w:r>
+        <w:t xml:space="preserve"> </w:t>
+      </w:r>
+      <w:r>
+        <w:rPr>
+          <w:rStyle w:val="VerbatimChar"/>
+        </w:rPr>
+        <w:t xml:space="preserve">edit()</w:t>
+      </w:r>
+      <w:r>
+        <w:t xml:space="preserve">/</w:t>
+      </w:r>
+      <w:r>
+        <w:rPr>
+          <w:rStyle w:val="VerbatimChar"/>
+        </w:rPr>
+        <w:t xml:space="preserve">store()</w:t>
+      </w:r>
+      <w:r>
+        <w:t xml:space="preserve"> </w:t>
+      </w:r>
+      <w:r>
+        <w:t xml:space="preserve">bloqueiam alteração com</w:t>
+      </w:r>
+      <w:r>
+        <w:t xml:space="preserve"> </w:t>
+      </w:r>
+      <w:r>
+        <w:rPr>
+          <w:rStyle w:val="VerbatimChar"/>
+        </w:rPr>
+        <w:t xml:space="preserve">req_id</w:t>
+      </w:r>
+      <w:r>
+        <w:t xml:space="preserve">/</w:t>
+      </w:r>
+      <w:r>
+        <w:rPr>
+          <w:rStyle w:val="VerbatimChar"/>
+        </w:rPr>
+        <w:t xml:space="preserve">rep_id</w:t>
+      </w:r>
+      <w:r>
+        <w:t xml:space="preserve"> </w:t>
+      </w:r>
+      <w:r>
+        <w:t xml:space="preserve">preenchidos (MSG 15) tanto no front quanto no backend;</w:t>
+      </w:r>
+      <w:r>
+        <w:t xml:space="preserve"> </w:t>
+      </w:r>
+      <w:r>
+        <w:rPr>
+          <w:rStyle w:val="VerbatimChar"/>
+        </w:rPr>
+        <w:t xml:space="preserve">delete()</w:t>
+      </w:r>
+      <w:r>
+        <w:t xml:space="preserve"> </w:t>
+      </w:r>
+      <w:r>
+        <w:t xml:space="preserve">bloqueia exclusão fora da regra pendente/sem vínculo (MSG 3).</w:t>
+      </w:r>
+    </w:p>
+    <w:p>
+      <w:pPr>
+        <w:pStyle w:val="Compact"/>
+        <w:numPr>
+          <w:ilvl w:val="0"/>
+          <w:numId w:val="1007"/>
+        </w:numPr>
+      </w:pPr>
+      <w:r>
+        <w:t xml:space="preserve">T12: aba Ações permite adicionar ação extra via</w:t>
+      </w:r>
+      <w:r>
+        <w:t xml:space="preserve"> </w:t>
+      </w:r>
+      <w:r>
+        <w:rPr>
+          <w:rStyle w:val="VerbatimChar"/>
+        </w:rPr>
+        <w:t xml:space="preserve">criaSelectRelativo()</w:t>
+      </w:r>
+      <w:r>
+        <w:t xml:space="preserve">; exclusão bloqueada apenas para ações de origem;</w:t>
+      </w:r>
+      <w:r>
+        <w:t xml:space="preserve"> </w:t>
+      </w:r>
+      <w:r>
+        <w:rPr>
+          <w:rStyle w:val="VerbatimChar"/>
+        </w:rPr>
+        <w:t xml:space="preserve">case 4</w:t>
+      </w:r>
+      <w:r>
+        <w:t xml:space="preserve"> </w:t>
+      </w:r>
+      <w:r>
+        <w:t xml:space="preserve">não chama mais</w:t>
+      </w:r>
+      <w:r>
+        <w:t xml:space="preserve"> </w:t>
+      </w:r>
+      <w:r>
+        <w:rPr>
+          <w:rStyle w:val="VerbatimChar"/>
+        </w:rPr>
+        <w:t xml:space="preserve">gerarMovimentacao()</w:t>
+      </w:r>
+      <w:r>
+        <w:t xml:space="preserve">; status final segue a ação</w:t>
+      </w:r>
+      <w:r>
+        <w:t xml:space="preserve"> </w:t>
+      </w:r>
+      <w:r>
+        <w:t xml:space="preserve">“Alterar Status”</w:t>
+      </w:r>
+      <w:r>
+        <w:t xml:space="preserve"> </w:t>
+      </w:r>
+      <w:r>
+        <w:t xml:space="preserve">do subtipo quando existir, senão</w:t>
+      </w:r>
+      <w:r>
+        <w:t xml:space="preserve"> </w:t>
+      </w:r>
+      <w:r>
+        <w:rPr>
+          <w:rStyle w:val="VerbatimChar"/>
+        </w:rPr>
+        <w:t xml:space="preserve">stt_id=30</w:t>
+      </w:r>
+      <w:r>
+        <w:t xml:space="preserve">; confirmação MSG 6 disparada no front quando há ação</w:t>
+      </w:r>
+      <w:r>
+        <w:t xml:space="preserve"> </w:t>
+      </w:r>
+      <w:r>
+        <w:t xml:space="preserve">“Gerar Movimentação”</w:t>
+      </w:r>
+      <w:r>
+        <w:t xml:space="preserve"> </w:t>
+      </w:r>
+      <w:r>
+        <w:t xml:space="preserve">selecionada.</w:t>
+      </w:r>
+    </w:p>
+    <w:p>
+      <w:pPr>
+        <w:pStyle w:val="Compact"/>
+        <w:numPr>
+          <w:ilvl w:val="0"/>
+          <w:numId w:val="1007"/>
+        </w:numPr>
+      </w:pPr>
+      <w:r>
+        <w:t xml:space="preserve">Nenhuma RN listada como</w:t>
+      </w:r>
+      <w:r>
+        <w:t xml:space="preserve"> </w:t>
+      </w:r>
+      <w:r>
+        <w:t xml:space="preserve">“sem alteração necessária”</w:t>
+      </w:r>
+      <w:r>
+        <w:t xml:space="preserve"> </w:t>
+      </w:r>
+      <w:r>
+        <w:t xml:space="preserve">neste documento foi tocada.</w:t>
+      </w:r>
+    </w:p>
+    <w:p>
+      <w:pPr>
+        <w:pStyle w:val="Compact"/>
+        <w:numPr>
+          <w:ilvl w:val="0"/>
+          <w:numId w:val="1007"/>
         </w:numPr>
       </w:pPr>
       <w:r>
@@ -6268,6 +7941,9 @@
     <w:abstractNumId w:val="991"/>
   </w:num>
   <w:num w:numId="1006">
+    <w:abstractNumId w:val="991"/>
+  </w:num>
+  <w:num w:numId="1007">
     <w:abstractNumId w:val="991"/>
   </w:num>
 </w:numbering>
